--- a/docs/FSCA Compliance/BitWealth_Finova_JR_Agreement_v1.docx
+++ b/docs/FSCA Compliance/BitWealth_Finova_JR_Agreement_v1.docx
@@ -3285,6 +3285,31 @@
           <w:color w:val="1A1A1A"/>
           <w:sz w:val="21"/>
         </w:rPr>
+        <w:t>INTELLECTUAL PROPERTY RIGHTS. All intellectual property rights in and to the BitWealth LTH PVR strategy, algorithm, software, platform, models, methodologies, data, trade marks, branding and all related materials (the “BitWealth IP”) are and shall remain the sole and exclusive property of the Juristic Representative. Nothing in this Agreement transfers, assigns, licenses or grants to the Appointing FSP any right, title or interest in or to the BitWealth IP, save for a limited, non-exclusive, non-transferable right to use the BitWealth IP solely to the extent strictly necessary to perform its oversight and supervisory functions under this Agreement and the FAIS Act. Any improvements, modifications or derivative works of the BitWealth IP, whether made by either Party, shall vest in and remain the property of the Juristic Representative. Upon termination of this Agreement, the Appointing FSP shall cease all use of the BitWealth IP and, on request, return or destroy all materials containing the BitWealth IP in its possession or control.</w:t>
+      </w:r>
+    </w:p>
+    <w:p>
+      <w:pPr>
+        <w:spacing w:before="0" w:after="80"/>
+        <w:ind w:left="454" w:hanging="454"/>
+        <w:jc w:val="both"/>
+      </w:pPr>
+      <w:r>
+        <w:rPr>
+          <w:rFonts w:ascii="Calibri" w:hAnsi="Calibri"/>
+          <w:b/>
+          <w:color w:val="1A1A1A"/>
+          <w:sz w:val="21"/>
+        </w:rPr>
+        <w:t>8.7</w:t>
+        <w:tab/>
+      </w:r>
+      <w:r>
+        <w:rPr>
+          <w:rFonts w:ascii="Calibri" w:hAnsi="Calibri"/>
+          <w:color w:val="1A1A1A"/>
+          <w:sz w:val="21"/>
+        </w:rPr>
         <w:t>The Parties choose the following as their respective domicilia citandi et executandi and addresses for the service of notices:</w:t>
       </w:r>
     </w:p>

--- a/docs/FSCA Compliance/BitWealth_Finova_JR_Agreement_v1.docx
+++ b/docs/FSCA Compliance/BitWealth_Finova_JR_Agreement_v1.docx
@@ -764,7 +764,7 @@
           <w:color w:val="1A1A1A"/>
           <w:sz w:val="21"/>
         </w:rPr>
-        <w:t xml:space="preserve">The Juristic Representative shall appoint at least one Key Individual who will manage and oversee the Juristic Representative and be responsible for the due performance of all functions relating to the financial services rendered. The appointed Key Individual is </w:t>
+        <w:t xml:space="preserve">The Juristic Representative shall appoint at least one Key Individual who will manage and oversee the Juristic Representative and be responsible for the due performance of all functions relating to the financial services rendered. The appointed Key Individual is Guy Algeo </w:t>
       </w:r>
       <w:r>
         <w:rPr>
@@ -774,7 +774,7 @@
           <w:sz w:val="21"/>
           <w:highlight w:val="yellow"/>
         </w:rPr>
-        <w:t>Key Individual — name &amp; ID to confirm</w:t>
+        <w:t>Guy Algeo ID number — to confirm</w:t>
       </w:r>
       <w:r>
         <w:rPr>
@@ -782,7 +782,7 @@
           <w:color w:val="1A1A1A"/>
           <w:sz w:val="21"/>
         </w:rPr>
-        <w:t>.</w:t>
+        <w:t>. Davin Harald Gaier intends to be appointed as Key Individual once he has successfully completed the required regulatory examinations (RE) and satisfied all applicable fit-and-proper requirements. Until such time, Guy Algeo shall act as the Key Individual of the Juristic Representative, whereafter the Parties shall record the change of Key Individual in writing and effect the requisite notification to the FSCA.</w:t>
       </w:r>
     </w:p>
     <w:p>
@@ -1475,25 +1475,7 @@
           <w:color w:val="1A1A1A"/>
           <w:sz w:val="21"/>
         </w:rPr>
-        <w:t xml:space="preserve">PROFESSIONAL INDEMNITY. The Appointing FSP may, in its discretion, require the Juristic Representative to maintain in force suitable professional indemnity cover and/or fidelity insurance cover of a minimum of </w:t>
-      </w:r>
-      <w:r>
-        <w:rPr>
-          <w:rFonts w:ascii="Calibri" w:hAnsi="Calibri"/>
-          <w:b/>
-          <w:color w:val="B71C1C"/>
-          <w:sz w:val="21"/>
-          <w:highlight w:val="yellow"/>
-        </w:rPr>
-        <w:t>PI cover amount — to confirm with Finova (template default R1 million each)</w:t>
-      </w:r>
-      <w:r>
-        <w:rPr>
-          <w:rFonts w:ascii="Calibri" w:hAnsi="Calibri"/>
-          <w:color w:val="1A1A1A"/>
-          <w:sz w:val="21"/>
-        </w:rPr>
-        <w:t>, which cover shall include the matters referred to below.</w:t>
+        <w:t>PROFESSIONAL INDEMNITY AND FIDELITY COVER. The Appointing FSP shall increase its professional indemnity cover and/or fidelity insurance cover appropriately to cover the assets under management (AUM) and clients of the Juristic Representative. The cost of such increase shall be borne by the Juristic Representative and shall be recovered by the Appointing FSP by way of deduction from the monthly fee amounts invoiced by, and payable to, the Juristic Representative in respect of the financial services rendered under this Agreement (as set out in Schedule C). The Appointing FSP shall provide the Juristic Representative with satisfactory evidence of the increased cover (including the insurer’s policy schedule and the cover amount) upon each such increase and on reasonable request. Such cover shall include the matters referred to below.</w:t>
       </w:r>
     </w:p>
     <w:p>
@@ -1910,7 +1892,7 @@
           <w:color w:val="1A1A1A"/>
           <w:sz w:val="21"/>
         </w:rPr>
-        <w:t>The Appointing FSP shall collect all client fees generated by the financial services and shall pay the Juristic Representative its share of such fees in accordance with clause 4.</w:t>
+        <w:t>The Appointing FSP shall collect all client fees generated by the financial services and shall pay the Juristic Representative its share of such fees in accordance with Schedule C (Fee Schedule).</w:t>
       </w:r>
     </w:p>
     <w:p>
@@ -1977,7 +1959,7 @@
           <w:color w:val="1A1A1A"/>
           <w:sz w:val="21"/>
         </w:rPr>
-        <w:t>NO MONTHLY FEE. The Parties agree that the Juristic Representative shall not be required to pay the Appointing FSP any fixed monthly fee for the use of the Appointing FSP’s operational oversight, licence and processes.</w:t>
+        <w:t>The fees, revenue share and payment terms applicable to this Agreement are set out in Schedule C (Fee Schedule), which forms part of this Agreement.</w:t>
       </w:r>
     </w:p>
     <w:p>
@@ -1994,6 +1976,1443 @@
           <w:sz w:val="21"/>
         </w:rPr>
         <w:t>4.2</w:t>
+        <w:tab/>
+      </w:r>
+      <w:r>
+        <w:rPr>
+          <w:rFonts w:ascii="Calibri" w:hAnsi="Calibri"/>
+          <w:color w:val="1A1A1A"/>
+          <w:sz w:val="21"/>
+        </w:rPr>
+        <w:t>The Parties agree that Schedule C may be amended, replaced or updated from time to time by agreement in writing signed and dated by the authorised signatories of both Parties, WITHOUT any need to amend, re-execute or re-sign the balance of this Agreement. A duly signed replacement Schedule C shall supersede the previous Schedule C with effect from the date stated therein.</w:t>
+      </w:r>
+    </w:p>
+    <w:p>
+      <w:pPr>
+        <w:spacing w:before="0" w:after="80"/>
+        <w:ind w:left="454" w:hanging="454"/>
+        <w:jc w:val="both"/>
+      </w:pPr>
+      <w:r>
+        <w:rPr>
+          <w:rFonts w:ascii="Calibri" w:hAnsi="Calibri"/>
+          <w:b/>
+          <w:color w:val="1A1A1A"/>
+          <w:sz w:val="21"/>
+        </w:rPr>
+        <w:t>4.3</w:t>
+        <w:tab/>
+      </w:r>
+      <w:r>
+        <w:rPr>
+          <w:rFonts w:ascii="Calibri" w:hAnsi="Calibri"/>
+          <w:color w:val="1A1A1A"/>
+          <w:sz w:val="21"/>
+        </w:rPr>
+        <w:t>All fees charged to clients shall be disclosed to clients in accordance with the General Code of Conduct, and neither Party shall charge any fee not permitted by law or not disclosed to the client.</w:t>
+      </w:r>
+    </w:p>
+    <w:p>
+      <w:pPr>
+        <w:keepNext/>
+        <w:spacing w:before="240" w:after="120"/>
+      </w:pPr>
+      <w:r>
+        <w:rPr>
+          <w:rFonts w:ascii="Calibri" w:hAnsi="Calibri"/>
+          <w:b/>
+          <w:color w:val="0A2A43"/>
+          <w:sz w:val="24"/>
+        </w:rPr>
+        <w:t>5.</w:t>
+        <w:tab/>
+        <w:t>DISPUTES</w:t>
+      </w:r>
+    </w:p>
+    <w:p>
+      <w:pPr>
+        <w:spacing w:before="0" w:after="80"/>
+        <w:ind w:left="454" w:hanging="454"/>
+        <w:jc w:val="both"/>
+      </w:pPr>
+      <w:r>
+        <w:rPr>
+          <w:rFonts w:ascii="Calibri" w:hAnsi="Calibri"/>
+          <w:b/>
+          <w:color w:val="1A1A1A"/>
+          <w:sz w:val="21"/>
+        </w:rPr>
+        <w:t>5.1</w:t>
+        <w:tab/>
+      </w:r>
+      <w:r>
+        <w:rPr>
+          <w:rFonts w:ascii="Calibri" w:hAnsi="Calibri"/>
+          <w:color w:val="1A1A1A"/>
+          <w:sz w:val="21"/>
+        </w:rPr>
+        <w:t>If any dispute arises as to the validity, interpretation, effect, or the rights and obligations of either Party under this Agreement, either Party may require that the dispute be referred to arbitration before a single arbitrator.</w:t>
+      </w:r>
+    </w:p>
+    <w:p>
+      <w:pPr>
+        <w:spacing w:before="0" w:after="80"/>
+        <w:ind w:left="1077" w:hanging="454"/>
+        <w:jc w:val="both"/>
+      </w:pPr>
+      <w:r>
+        <w:rPr>
+          <w:rFonts w:ascii="Calibri" w:hAnsi="Calibri"/>
+          <w:b/>
+          <w:color w:val="1A1A1A"/>
+          <w:sz w:val="21"/>
+        </w:rPr>
+        <w:t>5.1.1</w:t>
+        <w:tab/>
+      </w:r>
+      <w:r>
+        <w:rPr>
+          <w:rFonts w:ascii="Calibri" w:hAnsi="Calibri"/>
+          <w:color w:val="1A1A1A"/>
+          <w:sz w:val="21"/>
+        </w:rPr>
+        <w:t xml:space="preserve">The arbitration shall be held informally at </w:t>
+      </w:r>
+      <w:r>
+        <w:rPr>
+          <w:rFonts w:ascii="Calibri" w:hAnsi="Calibri"/>
+          <w:b/>
+          <w:color w:val="B71C1C"/>
+          <w:sz w:val="21"/>
+          <w:highlight w:val="yellow"/>
+        </w:rPr>
+        <w:t>arbitration city — e.g. Johannesburg</w:t>
+      </w:r>
+      <w:r>
+        <w:rPr>
+          <w:rFonts w:ascii="Calibri" w:hAnsi="Calibri"/>
+          <w:color w:val="1A1A1A"/>
+          <w:sz w:val="21"/>
+        </w:rPr>
+        <w:t xml:space="preserve">, and the arbitrator shall be agreed between the Parties within 5 (five) business days, failing which the arbitrator shall be nominated by the Chairperson of the </w:t>
+      </w:r>
+      <w:r>
+        <w:rPr>
+          <w:rFonts w:ascii="Calibri" w:hAnsi="Calibri"/>
+          <w:b/>
+          <w:color w:val="B71C1C"/>
+          <w:sz w:val="21"/>
+          <w:highlight w:val="yellow"/>
+        </w:rPr>
+        <w:t>relevant</w:t>
+      </w:r>
+      <w:r>
+        <w:rPr>
+          <w:rFonts w:ascii="Calibri" w:hAnsi="Calibri"/>
+          <w:color w:val="1A1A1A"/>
+          <w:sz w:val="21"/>
+        </w:rPr>
+        <w:t xml:space="preserve"> Bar Council or the President of the </w:t>
+      </w:r>
+      <w:r>
+        <w:rPr>
+          <w:rFonts w:ascii="Calibri" w:hAnsi="Calibri"/>
+          <w:b/>
+          <w:color w:val="B71C1C"/>
+          <w:sz w:val="21"/>
+          <w:highlight w:val="yellow"/>
+        </w:rPr>
+        <w:t>relevant</w:t>
+      </w:r>
+      <w:r>
+        <w:rPr>
+          <w:rFonts w:ascii="Calibri" w:hAnsi="Calibri"/>
+          <w:color w:val="1A1A1A"/>
+          <w:sz w:val="21"/>
+        </w:rPr>
+        <w:t xml:space="preserve"> Law Society (or its successor). The arbitrator shall be an attorney or advocate of at least 10 (ten) years’ standing with experience and knowledge of financial services law and the FAIS Act, and with no interest in the proceedings.</w:t>
+      </w:r>
+    </w:p>
+    <w:p>
+      <w:pPr>
+        <w:spacing w:before="0" w:after="80"/>
+        <w:ind w:left="1077" w:hanging="454"/>
+        <w:jc w:val="both"/>
+      </w:pPr>
+      <w:r>
+        <w:rPr>
+          <w:rFonts w:ascii="Calibri" w:hAnsi="Calibri"/>
+          <w:b/>
+          <w:color w:val="1A1A1A"/>
+          <w:sz w:val="21"/>
+        </w:rPr>
+        <w:t>5.1.2</w:t>
+        <w:tab/>
+      </w:r>
+      <w:r>
+        <w:rPr>
+          <w:rFonts w:ascii="Calibri" w:hAnsi="Calibri"/>
+          <w:color w:val="1A1A1A"/>
+          <w:sz w:val="21"/>
+        </w:rPr>
+        <w:t>The Parties shall keep the arbitration, its subject matter and evidence confidential.</w:t>
+      </w:r>
+    </w:p>
+    <w:p>
+      <w:pPr>
+        <w:spacing w:before="0" w:after="80"/>
+        <w:ind w:left="1077" w:hanging="454"/>
+        <w:jc w:val="both"/>
+      </w:pPr>
+      <w:r>
+        <w:rPr>
+          <w:rFonts w:ascii="Calibri" w:hAnsi="Calibri"/>
+          <w:b/>
+          <w:color w:val="1A1A1A"/>
+          <w:sz w:val="21"/>
+        </w:rPr>
+        <w:t>5.1.3</w:t>
+        <w:tab/>
+      </w:r>
+      <w:r>
+        <w:rPr>
+          <w:rFonts w:ascii="Calibri" w:hAnsi="Calibri"/>
+          <w:color w:val="1A1A1A"/>
+          <w:sz w:val="21"/>
+        </w:rPr>
+        <w:t>The decision of the arbitrator shall be final and binding and not subject to appeal.</w:t>
+      </w:r>
+    </w:p>
+    <w:p>
+      <w:pPr>
+        <w:spacing w:before="0" w:after="80"/>
+        <w:ind w:left="1077" w:hanging="454"/>
+        <w:jc w:val="both"/>
+      </w:pPr>
+      <w:r>
+        <w:rPr>
+          <w:rFonts w:ascii="Calibri" w:hAnsi="Calibri"/>
+          <w:b/>
+          <w:color w:val="1A1A1A"/>
+          <w:sz w:val="21"/>
+        </w:rPr>
+        <w:t>5.1.4</w:t>
+        <w:tab/>
+      </w:r>
+      <w:r>
+        <w:rPr>
+          <w:rFonts w:ascii="Calibri" w:hAnsi="Calibri"/>
+          <w:color w:val="1A1A1A"/>
+          <w:sz w:val="21"/>
+        </w:rPr>
+        <w:t>The arbitrator shall include in the award an order as to the costs of the arbitration and who shall bear them.</w:t>
+      </w:r>
+    </w:p>
+    <w:p>
+      <w:pPr>
+        <w:spacing w:before="0" w:after="80"/>
+        <w:ind w:left="1077" w:hanging="454"/>
+        <w:jc w:val="both"/>
+      </w:pPr>
+      <w:r>
+        <w:rPr>
+          <w:rFonts w:ascii="Calibri" w:hAnsi="Calibri"/>
+          <w:b/>
+          <w:color w:val="1A1A1A"/>
+          <w:sz w:val="21"/>
+        </w:rPr>
+        <w:t>5.1.5</w:t>
+        <w:tab/>
+      </w:r>
+      <w:r>
+        <w:rPr>
+          <w:rFonts w:ascii="Calibri" w:hAnsi="Calibri"/>
+          <w:color w:val="1A1A1A"/>
+          <w:sz w:val="21"/>
+        </w:rPr>
+        <w:t>The arbitrator shall be guided at all times by the requirements of the FAIS Act and all applicable ancillary legislation.</w:t>
+      </w:r>
+    </w:p>
+    <w:p>
+      <w:pPr>
+        <w:spacing w:before="0" w:after="80"/>
+        <w:ind w:left="1077" w:hanging="454"/>
+        <w:jc w:val="both"/>
+      </w:pPr>
+      <w:r>
+        <w:rPr>
+          <w:rFonts w:ascii="Calibri" w:hAnsi="Calibri"/>
+          <w:b/>
+          <w:color w:val="1A1A1A"/>
+          <w:sz w:val="21"/>
+        </w:rPr>
+        <w:t>5.1.6</w:t>
+        <w:tab/>
+      </w:r>
+      <w:r>
+        <w:rPr>
+          <w:rFonts w:ascii="Calibri" w:hAnsi="Calibri"/>
+          <w:color w:val="1A1A1A"/>
+          <w:sz w:val="21"/>
+        </w:rPr>
+        <w:t>This clause shall not prevent a Party from applying to court for urgent relief in appropriate circumstances.</w:t>
+      </w:r>
+    </w:p>
+    <w:p>
+      <w:pPr>
+        <w:spacing w:before="0" w:after="80"/>
+        <w:ind w:left="454" w:hanging="454"/>
+        <w:jc w:val="both"/>
+      </w:pPr>
+      <w:r>
+        <w:rPr>
+          <w:rFonts w:ascii="Calibri" w:hAnsi="Calibri"/>
+          <w:b/>
+          <w:color w:val="1A1A1A"/>
+          <w:sz w:val="21"/>
+        </w:rPr>
+        <w:t>5.2</w:t>
+        <w:tab/>
+      </w:r>
+      <w:r>
+        <w:rPr>
+          <w:rFonts w:ascii="Calibri" w:hAnsi="Calibri"/>
+          <w:color w:val="1A1A1A"/>
+          <w:sz w:val="21"/>
+        </w:rPr>
+        <w:t>Notwithstanding clause 5.1, the Parties agree that all terms of this Agreement are material, and that a material breach by the Juristic Representative shall entitle the Appointing FSP to cancel this Agreement in accordance with clause 6.</w:t>
+      </w:r>
+    </w:p>
+    <w:p>
+      <w:pPr>
+        <w:spacing w:before="0" w:after="80"/>
+        <w:ind w:left="454" w:hanging="454"/>
+        <w:jc w:val="both"/>
+      </w:pPr>
+      <w:r>
+        <w:rPr>
+          <w:rFonts w:ascii="Calibri" w:hAnsi="Calibri"/>
+          <w:b/>
+          <w:color w:val="1A1A1A"/>
+          <w:sz w:val="21"/>
+        </w:rPr>
+        <w:t>5.3</w:t>
+        <w:tab/>
+      </w:r>
+      <w:r>
+        <w:rPr>
+          <w:rFonts w:ascii="Calibri" w:hAnsi="Calibri"/>
+          <w:color w:val="1A1A1A"/>
+          <w:sz w:val="21"/>
+        </w:rPr>
+        <w:t>Should the Juristic Representative cease to operate as a representative of the Appointing FSP, it shall notify the Appointing FSP timeously and do all things necessary to enable the Appointing FSP to take reasonable steps, in consultation with affected clients, to ensure that outstanding business is completed or transferred to the Appointing FSP or another representative.</w:t>
+      </w:r>
+    </w:p>
+    <w:p>
+      <w:pPr>
+        <w:spacing w:before="0" w:after="80"/>
+        <w:ind w:left="454" w:hanging="454"/>
+        <w:jc w:val="both"/>
+      </w:pPr>
+      <w:r>
+        <w:rPr>
+          <w:rFonts w:ascii="Calibri" w:hAnsi="Calibri"/>
+          <w:b/>
+          <w:color w:val="1A1A1A"/>
+          <w:sz w:val="21"/>
+        </w:rPr>
+        <w:t>5.4</w:t>
+        <w:tab/>
+      </w:r>
+      <w:r>
+        <w:rPr>
+          <w:rFonts w:ascii="Calibri" w:hAnsi="Calibri"/>
+          <w:color w:val="1A1A1A"/>
+          <w:sz w:val="21"/>
+        </w:rPr>
+        <w:t>The Juristic Representative acknowledges having received a copy of the Appointing FSP’s Debarment Procedures and understands that, should the Appointing FSP be required to debar the Juristic Representative, this Agreement shall be cancelled, save that the Juristic Representative shall remain bound by obligations already incurred (including under clauses 2.20, 2.21, 2.22 and 2.24) and in respect of outstanding fees under Schedule C (Fee Schedule).</w:t>
+      </w:r>
+    </w:p>
+    <w:p>
+      <w:pPr>
+        <w:spacing w:before="0" w:after="80"/>
+        <w:ind w:left="454" w:hanging="454"/>
+        <w:jc w:val="both"/>
+      </w:pPr>
+      <w:r>
+        <w:rPr>
+          <w:rFonts w:ascii="Calibri" w:hAnsi="Calibri"/>
+          <w:b/>
+          <w:color w:val="1A1A1A"/>
+          <w:sz w:val="21"/>
+        </w:rPr>
+        <w:t>5.5</w:t>
+        <w:tab/>
+      </w:r>
+      <w:r>
+        <w:rPr>
+          <w:rFonts w:ascii="Calibri" w:hAnsi="Calibri"/>
+          <w:color w:val="1A1A1A"/>
+          <w:sz w:val="21"/>
+        </w:rPr>
+        <w:t>The Juristic Representative indemnifies the Appointing FSP against any claims arising out of any breach of this Agreement by the Juristic Representative.</w:t>
+      </w:r>
+    </w:p>
+    <w:p>
+      <w:pPr>
+        <w:keepNext/>
+        <w:spacing w:before="240" w:after="120"/>
+      </w:pPr>
+      <w:r>
+        <w:rPr>
+          <w:rFonts w:ascii="Calibri" w:hAnsi="Calibri"/>
+          <w:b/>
+          <w:color w:val="0A2A43"/>
+          <w:sz w:val="24"/>
+        </w:rPr>
+        <w:t>6.</w:t>
+        <w:tab/>
+        <w:t>TERMINATION</w:t>
+      </w:r>
+    </w:p>
+    <w:p>
+      <w:pPr>
+        <w:spacing w:before="0" w:after="80"/>
+        <w:ind w:left="454" w:hanging="454"/>
+        <w:jc w:val="both"/>
+      </w:pPr>
+      <w:r>
+        <w:rPr>
+          <w:rFonts w:ascii="Calibri" w:hAnsi="Calibri"/>
+          <w:b/>
+          <w:color w:val="1A1A1A"/>
+          <w:sz w:val="21"/>
+        </w:rPr>
+        <w:t>6.1</w:t>
+        <w:tab/>
+      </w:r>
+      <w:r>
+        <w:rPr>
+          <w:rFonts w:ascii="Calibri" w:hAnsi="Calibri"/>
+          <w:color w:val="1A1A1A"/>
+          <w:sz w:val="21"/>
+        </w:rPr>
+        <w:t>This Agreement, or the status of the Juristic Representative as a mandatory of the Appointing FSP, may be terminated by the Appointing FSP on reasonable grounds, or in the event of failure by the Juristic Representative to comply with any provision of the FAIS Act or any lawful directive or guideline of the Appointing FSP.</w:t>
+      </w:r>
+    </w:p>
+    <w:p>
+      <w:pPr>
+        <w:spacing w:before="0" w:after="80"/>
+        <w:ind w:left="454" w:hanging="454"/>
+        <w:jc w:val="both"/>
+      </w:pPr>
+      <w:r>
+        <w:rPr>
+          <w:rFonts w:ascii="Calibri" w:hAnsi="Calibri"/>
+          <w:b/>
+          <w:color w:val="1A1A1A"/>
+          <w:sz w:val="21"/>
+        </w:rPr>
+        <w:t>6.2</w:t>
+        <w:tab/>
+      </w:r>
+      <w:r>
+        <w:rPr>
+          <w:rFonts w:ascii="Calibri" w:hAnsi="Calibri"/>
+          <w:color w:val="1A1A1A"/>
+          <w:sz w:val="21"/>
+        </w:rPr>
+        <w:t>Without detracting from clause 6.1, the Appointing FSP may terminate this Agreement summarily, without compensation or payment in lieu of notice, if:</w:t>
+      </w:r>
+    </w:p>
+    <w:p>
+      <w:pPr>
+        <w:spacing w:before="0" w:after="80"/>
+        <w:ind w:left="1077" w:hanging="454"/>
+        <w:jc w:val="both"/>
+      </w:pPr>
+      <w:r>
+        <w:rPr>
+          <w:rFonts w:ascii="Calibri" w:hAnsi="Calibri"/>
+          <w:b/>
+          <w:color w:val="1A1A1A"/>
+          <w:sz w:val="21"/>
+        </w:rPr>
+        <w:t>6.2.1</w:t>
+        <w:tab/>
+      </w:r>
+      <w:r>
+        <w:rPr>
+          <w:rFonts w:ascii="Calibri" w:hAnsi="Calibri"/>
+          <w:color w:val="1A1A1A"/>
+          <w:sz w:val="21"/>
+        </w:rPr>
+        <w:t>the Juristic Representative commits a material breach of its obligations;</w:t>
+      </w:r>
+    </w:p>
+    <w:p>
+      <w:pPr>
+        <w:spacing w:before="0" w:after="80"/>
+        <w:ind w:left="1077" w:hanging="454"/>
+        <w:jc w:val="both"/>
+      </w:pPr>
+      <w:r>
+        <w:rPr>
+          <w:rFonts w:ascii="Calibri" w:hAnsi="Calibri"/>
+          <w:b/>
+          <w:color w:val="1A1A1A"/>
+          <w:sz w:val="21"/>
+        </w:rPr>
+        <w:t>6.2.2</w:t>
+        <w:tab/>
+      </w:r>
+      <w:r>
+        <w:rPr>
+          <w:rFonts w:ascii="Calibri" w:hAnsi="Calibri"/>
+          <w:color w:val="1A1A1A"/>
+          <w:sz w:val="21"/>
+        </w:rPr>
+        <w:t>the Juristic Representative, a Key Individual, or any employee fails to comply, or no longer complies, with any relevant fit-and-proper requirement, including honesty and integrity;</w:t>
+      </w:r>
+    </w:p>
+    <w:p>
+      <w:pPr>
+        <w:spacing w:before="0" w:after="80"/>
+        <w:ind w:left="1077" w:hanging="454"/>
+        <w:jc w:val="both"/>
+      </w:pPr>
+      <w:r>
+        <w:rPr>
+          <w:rFonts w:ascii="Calibri" w:hAnsi="Calibri"/>
+          <w:b/>
+          <w:color w:val="1A1A1A"/>
+          <w:sz w:val="21"/>
+        </w:rPr>
+        <w:t>6.2.3</w:t>
+        <w:tab/>
+      </w:r>
+      <w:r>
+        <w:rPr>
+          <w:rFonts w:ascii="Calibri" w:hAnsi="Calibri"/>
+          <w:color w:val="1A1A1A"/>
+          <w:sz w:val="21"/>
+        </w:rPr>
+        <w:t>the Juristic Representative makes any false declaration concerning the fit-and-proper status of any employee or Key Individual;</w:t>
+      </w:r>
+    </w:p>
+    <w:p>
+      <w:pPr>
+        <w:spacing w:before="0" w:after="80"/>
+        <w:ind w:left="1077" w:hanging="454"/>
+        <w:jc w:val="both"/>
+      </w:pPr>
+      <w:r>
+        <w:rPr>
+          <w:rFonts w:ascii="Calibri" w:hAnsi="Calibri"/>
+          <w:b/>
+          <w:color w:val="1A1A1A"/>
+          <w:sz w:val="21"/>
+        </w:rPr>
+        <w:t>6.2.4</w:t>
+        <w:tab/>
+      </w:r>
+      <w:r>
+        <w:rPr>
+          <w:rFonts w:ascii="Calibri" w:hAnsi="Calibri"/>
+          <w:color w:val="1A1A1A"/>
+          <w:sz w:val="21"/>
+        </w:rPr>
+        <w:t>circumstances arise justifying termination on grounds of breach of any Code of Conduct or the common law; or</w:t>
+      </w:r>
+    </w:p>
+    <w:p>
+      <w:pPr>
+        <w:spacing w:before="0" w:after="80"/>
+        <w:ind w:left="1077" w:hanging="454"/>
+        <w:jc w:val="both"/>
+      </w:pPr>
+      <w:r>
+        <w:rPr>
+          <w:rFonts w:ascii="Calibri" w:hAnsi="Calibri"/>
+          <w:b/>
+          <w:color w:val="1A1A1A"/>
+          <w:sz w:val="21"/>
+        </w:rPr>
+        <w:t>6.2.5</w:t>
+        <w:tab/>
+      </w:r>
+      <w:r>
+        <w:rPr>
+          <w:rFonts w:ascii="Calibri" w:hAnsi="Calibri"/>
+          <w:color w:val="1A1A1A"/>
+          <w:sz w:val="21"/>
+        </w:rPr>
+        <w:t>a Compliance Officer submits to the Appointing FSP a written report of material non-compliance with the FAIS Act by the Juristic Representative.</w:t>
+      </w:r>
+    </w:p>
+    <w:p>
+      <w:pPr>
+        <w:spacing w:before="0" w:after="80"/>
+        <w:ind w:left="454" w:hanging="454"/>
+        <w:jc w:val="both"/>
+      </w:pPr>
+      <w:r>
+        <w:rPr>
+          <w:rFonts w:ascii="Calibri" w:hAnsi="Calibri"/>
+          <w:b/>
+          <w:color w:val="1A1A1A"/>
+          <w:sz w:val="21"/>
+        </w:rPr>
+        <w:t>6.3</w:t>
+        <w:tab/>
+      </w:r>
+      <w:r>
+        <w:rPr>
+          <w:rFonts w:ascii="Calibri" w:hAnsi="Calibri"/>
+          <w:color w:val="1A1A1A"/>
+          <w:sz w:val="21"/>
+        </w:rPr>
+        <w:t>Either Party may terminate this Agreement on 3 (three) calendar months’ prior written notice to the other, provided that such notice may not be given during the first 12 (twelve) months of this Agreement, and subject to clause 6.2.</w:t>
+      </w:r>
+    </w:p>
+    <w:p>
+      <w:pPr>
+        <w:spacing w:before="0" w:after="80"/>
+        <w:ind w:left="454" w:hanging="454"/>
+        <w:jc w:val="both"/>
+      </w:pPr>
+      <w:r>
+        <w:rPr>
+          <w:rFonts w:ascii="Calibri" w:hAnsi="Calibri"/>
+          <w:b/>
+          <w:color w:val="1A1A1A"/>
+          <w:sz w:val="21"/>
+        </w:rPr>
+        <w:t>6.4</w:t>
+        <w:tab/>
+      </w:r>
+      <w:r>
+        <w:rPr>
+          <w:rFonts w:ascii="Calibri" w:hAnsi="Calibri"/>
+          <w:color w:val="1A1A1A"/>
+          <w:sz w:val="21"/>
+        </w:rPr>
+        <w:t>Upon termination for any reason, the Juristic Representative shall immediately take reasonable steps, in consultation with the Appointing FSP and affected clients, to notify all affected clients and to ensure that outstanding business is completed or transferred to the Appointing FSP or another representative.</w:t>
+      </w:r>
+    </w:p>
+    <w:p>
+      <w:pPr>
+        <w:spacing w:before="0" w:after="80"/>
+        <w:ind w:left="454" w:hanging="454"/>
+        <w:jc w:val="both"/>
+      </w:pPr>
+      <w:r>
+        <w:rPr>
+          <w:rFonts w:ascii="Calibri" w:hAnsi="Calibri"/>
+          <w:b/>
+          <w:color w:val="1A1A1A"/>
+          <w:sz w:val="21"/>
+        </w:rPr>
+        <w:t>6.5</w:t>
+        <w:tab/>
+      </w:r>
+      <w:r>
+        <w:rPr>
+          <w:rFonts w:ascii="Calibri" w:hAnsi="Calibri"/>
+          <w:color w:val="1A1A1A"/>
+          <w:sz w:val="21"/>
+        </w:rPr>
+        <w:t>CLIENT OWNERSHIP ON TERMINATION (LTH PVR PRODUCT). Notwithstanding any other provision of this Agreement, upon termination of this Agreement for any reason, all clients introduced by either the Juristic Representative or the Appointing FSP in respect of the proprietary BitWealth LTH PVR product shall transfer to, and vest in, the ownership of the Juristic Representative. The Appointing FSP shall, however, continue to be compensated with its agreed fee share (as set out in Schedule C) indefinitely in respect of any clients that the Appointing FSP itself introduced to the LTH PVR product, for so long as those clients remain invested in the product.</w:t>
+      </w:r>
+    </w:p>
+    <w:p>
+      <w:pPr>
+        <w:keepNext/>
+        <w:spacing w:before="240" w:after="120"/>
+      </w:pPr>
+      <w:r>
+        <w:rPr>
+          <w:rFonts w:ascii="Calibri" w:hAnsi="Calibri"/>
+          <w:b/>
+          <w:color w:val="0A2A43"/>
+          <w:sz w:val="24"/>
+        </w:rPr>
+        <w:t>7.</w:t>
+        <w:tab/>
+        <w:t>VOLUNTARY SEQUESTRATION, WINDING-UP AND CLOSURE</w:t>
+      </w:r>
+    </w:p>
+    <w:p>
+      <w:pPr>
+        <w:spacing w:before="0" w:after="80"/>
+        <w:ind w:left="454" w:hanging="454"/>
+        <w:jc w:val="both"/>
+      </w:pPr>
+      <w:r>
+        <w:rPr>
+          <w:rFonts w:ascii="Calibri" w:hAnsi="Calibri"/>
+          <w:b/>
+          <w:color w:val="1A1A1A"/>
+          <w:sz w:val="21"/>
+        </w:rPr>
+        <w:t>7.1</w:t>
+        <w:tab/>
+      </w:r>
+      <w:r>
+        <w:rPr>
+          <w:rFonts w:ascii="Calibri" w:hAnsi="Calibri"/>
+          <w:color w:val="1A1A1A"/>
+          <w:sz w:val="21"/>
+        </w:rPr>
+        <w:t>In the event of the voluntary sequestration, winding-up or closure of either Party, that Party acknowledges that no application for voluntary surrender, and no special or written resolution relating to winding-up or voluntary closure, shall have legal force unless a copy or notice thereof has been lodged with the Registrar / Authority and the Authority has, by notice, declared that satisfactory arrangements have been made to meet all liabilities under transactions entered into with clients prior to such event, or unless the Authority declares that the application, resolution or closure is not contrary to the FAIS Act.</w:t>
+      </w:r>
+    </w:p>
+    <w:p>
+      <w:pPr>
+        <w:keepNext/>
+        <w:spacing w:before="240" w:after="120"/>
+      </w:pPr>
+      <w:r>
+        <w:rPr>
+          <w:rFonts w:ascii="Calibri" w:hAnsi="Calibri"/>
+          <w:b/>
+          <w:color w:val="0A2A43"/>
+          <w:sz w:val="24"/>
+        </w:rPr>
+        <w:t>8.</w:t>
+        <w:tab/>
+        <w:t>GENERAL</w:t>
+      </w:r>
+    </w:p>
+    <w:p>
+      <w:pPr>
+        <w:spacing w:before="0" w:after="80"/>
+        <w:ind w:left="454" w:hanging="454"/>
+        <w:jc w:val="both"/>
+      </w:pPr>
+      <w:r>
+        <w:rPr>
+          <w:rFonts w:ascii="Calibri" w:hAnsi="Calibri"/>
+          <w:b/>
+          <w:color w:val="1A1A1A"/>
+          <w:sz w:val="21"/>
+        </w:rPr>
+        <w:t>8.1</w:t>
+        <w:tab/>
+      </w:r>
+      <w:r>
+        <w:rPr>
+          <w:rFonts w:ascii="Calibri" w:hAnsi="Calibri"/>
+          <w:color w:val="1A1A1A"/>
+          <w:sz w:val="21"/>
+        </w:rPr>
+        <w:t>The Parties shall observe the utmost good faith in their dealings with one another and with all clients, and undertake at all times to render financial services honestly, fairly, with due skill, care and diligence, and in the interests of clients and the integrity of the financial services industry.</w:t>
+      </w:r>
+    </w:p>
+    <w:p>
+      <w:pPr>
+        <w:spacing w:before="0" w:after="80"/>
+        <w:ind w:left="454" w:hanging="454"/>
+        <w:jc w:val="both"/>
+      </w:pPr>
+      <w:r>
+        <w:rPr>
+          <w:rFonts w:ascii="Calibri" w:hAnsi="Calibri"/>
+          <w:b/>
+          <w:color w:val="1A1A1A"/>
+          <w:sz w:val="21"/>
+        </w:rPr>
+        <w:t>8.2</w:t>
+        <w:tab/>
+      </w:r>
+      <w:r>
+        <w:rPr>
+          <w:rFonts w:ascii="Calibri" w:hAnsi="Calibri"/>
+          <w:color w:val="1A1A1A"/>
+          <w:sz w:val="21"/>
+        </w:rPr>
+        <w:t>This Agreement shall remain in force until lawfully terminated by either Party in accordance with clause 6.</w:t>
+      </w:r>
+    </w:p>
+    <w:p>
+      <w:pPr>
+        <w:spacing w:before="0" w:after="80"/>
+        <w:ind w:left="454" w:hanging="454"/>
+        <w:jc w:val="both"/>
+      </w:pPr>
+      <w:r>
+        <w:rPr>
+          <w:rFonts w:ascii="Calibri" w:hAnsi="Calibri"/>
+          <w:b/>
+          <w:color w:val="1A1A1A"/>
+          <w:sz w:val="21"/>
+        </w:rPr>
+        <w:t>8.3</w:t>
+        <w:tab/>
+      </w:r>
+      <w:r>
+        <w:rPr>
+          <w:rFonts w:ascii="Calibri" w:hAnsi="Calibri"/>
+          <w:color w:val="1A1A1A"/>
+          <w:sz w:val="21"/>
+        </w:rPr>
+        <w:t>This Agreement is governed by the law of the Republic of South Africa.</w:t>
+      </w:r>
+    </w:p>
+    <w:p>
+      <w:pPr>
+        <w:spacing w:before="0" w:after="80"/>
+        <w:ind w:left="454" w:hanging="454"/>
+        <w:jc w:val="both"/>
+      </w:pPr>
+      <w:r>
+        <w:rPr>
+          <w:rFonts w:ascii="Calibri" w:hAnsi="Calibri"/>
+          <w:b/>
+          <w:color w:val="1A1A1A"/>
+          <w:sz w:val="21"/>
+        </w:rPr>
+        <w:t>8.4</w:t>
+        <w:tab/>
+      </w:r>
+      <w:r>
+        <w:rPr>
+          <w:rFonts w:ascii="Calibri" w:hAnsi="Calibri"/>
+          <w:color w:val="1A1A1A"/>
+          <w:sz w:val="21"/>
+        </w:rPr>
+        <w:t>No alteration or variation of this Agreement shall be of any force or effect unless recorded in writing and signed by both Parties.</w:t>
+      </w:r>
+    </w:p>
+    <w:p>
+      <w:pPr>
+        <w:spacing w:before="0" w:after="80"/>
+        <w:ind w:left="454" w:hanging="454"/>
+        <w:jc w:val="both"/>
+      </w:pPr>
+      <w:r>
+        <w:rPr>
+          <w:rFonts w:ascii="Calibri" w:hAnsi="Calibri"/>
+          <w:b/>
+          <w:color w:val="1A1A1A"/>
+          <w:sz w:val="21"/>
+        </w:rPr>
+        <w:t>8.5</w:t>
+        <w:tab/>
+      </w:r>
+      <w:r>
+        <w:rPr>
+          <w:rFonts w:ascii="Calibri" w:hAnsi="Calibri"/>
+          <w:color w:val="1A1A1A"/>
+          <w:sz w:val="21"/>
+        </w:rPr>
+        <w:t>This Agreement constitutes the entire agreement between the Parties in respect of its subject matter, and no representation or warranty not recorded herein shall be binding.</w:t>
+      </w:r>
+    </w:p>
+    <w:p>
+      <w:pPr>
+        <w:spacing w:before="0" w:after="80"/>
+        <w:ind w:left="454" w:hanging="454"/>
+        <w:jc w:val="both"/>
+      </w:pPr>
+      <w:r>
+        <w:rPr>
+          <w:rFonts w:ascii="Calibri" w:hAnsi="Calibri"/>
+          <w:b/>
+          <w:color w:val="1A1A1A"/>
+          <w:sz w:val="21"/>
+        </w:rPr>
+        <w:t>8.6</w:t>
+        <w:tab/>
+      </w:r>
+      <w:r>
+        <w:rPr>
+          <w:rFonts w:ascii="Calibri" w:hAnsi="Calibri"/>
+          <w:color w:val="1A1A1A"/>
+          <w:sz w:val="21"/>
+        </w:rPr>
+        <w:t>INTELLECTUAL PROPERTY RIGHTS. All intellectual property rights in and to the BitWealth LTH PVR strategy, algorithm, software, platform, models, methodologies, data, trade marks, branding and all related materials (the “BitWealth IP”) are and shall remain the sole and exclusive property of the Juristic Representative. Nothing in this Agreement transfers, assigns, licenses or grants to the Appointing FSP any right, title or interest in or to the BitWealth IP, save for a limited, non-exclusive, non-transferable right to use the BitWealth IP solely to the extent strictly necessary to perform its oversight and supervisory functions under this Agreement and the FAIS Act. Any improvements, modifications or derivative works of the BitWealth IP, whether made by either Party, shall vest in and remain the property of the Juristic Representative. Upon termination of this Agreement, the Appointing FSP shall cease all use of the BitWealth IP and, on request, return or destroy all materials containing the BitWealth IP in its possession or control.</w:t>
+      </w:r>
+    </w:p>
+    <w:p>
+      <w:pPr>
+        <w:spacing w:before="0" w:after="80"/>
+        <w:ind w:left="454" w:hanging="454"/>
+        <w:jc w:val="both"/>
+      </w:pPr>
+      <w:r>
+        <w:rPr>
+          <w:rFonts w:ascii="Calibri" w:hAnsi="Calibri"/>
+          <w:b/>
+          <w:color w:val="1A1A1A"/>
+          <w:sz w:val="21"/>
+        </w:rPr>
+        <w:t>8.7</w:t>
+        <w:tab/>
+      </w:r>
+      <w:r>
+        <w:rPr>
+          <w:rFonts w:ascii="Calibri" w:hAnsi="Calibri"/>
+          <w:color w:val="1A1A1A"/>
+          <w:sz w:val="21"/>
+        </w:rPr>
+        <w:t>The Parties choose the following as their respective domicilia citandi et executandi and addresses for the service of notices:</w:t>
+      </w:r>
+    </w:p>
+    <w:p>
+      <w:pPr>
+        <w:spacing w:after="40"/>
+        <w:jc w:val="both"/>
+      </w:pPr>
+      <w:r>
+        <w:rPr>
+          <w:rFonts w:ascii="Calibri" w:hAnsi="Calibri"/>
+          <w:color w:val="1A1A1A"/>
+          <w:sz w:val="21"/>
+        </w:rPr>
+        <w:t xml:space="preserve">The Appointing FSP: </w:t>
+      </w:r>
+      <w:r>
+        <w:rPr>
+          <w:rFonts w:ascii="Calibri" w:hAnsi="Calibri"/>
+          <w:b/>
+          <w:color w:val="B71C1C"/>
+          <w:sz w:val="21"/>
+          <w:highlight w:val="yellow"/>
+        </w:rPr>
+        <w:t>Finova registered address, email address to confirm</w:t>
+      </w:r>
+    </w:p>
+    <w:p>
+      <w:pPr>
+        <w:spacing w:after="120"/>
+        <w:jc w:val="both"/>
+      </w:pPr>
+      <w:r>
+        <w:rPr>
+          <w:rFonts w:ascii="Calibri" w:hAnsi="Calibri"/>
+          <w:b w:val="0"/>
+          <w:i w:val="0"/>
+          <w:color w:val="1A1A1A"/>
+          <w:sz w:val="21"/>
+        </w:rPr>
+        <w:t>The Juristic Representative: BitWealth Asset Managers (Pty) Ltd, 89 Bloekom Curve, Terenure ext. 16, Kempton Park, Gauteng, South Africa, 1619. Email: info@bitwealth.co.za</w:t>
+      </w:r>
+    </w:p>
+    <w:p>
+      <w:r>
+        <w:br w:type="page"/>
+      </w:r>
+    </w:p>
+    <w:p>
+      <w:pPr>
+        <w:keepNext/>
+        <w:spacing w:before="240" w:after="120"/>
+      </w:pPr>
+      <w:r>
+        <w:rPr>
+          <w:rFonts w:ascii="Calibri" w:hAnsi="Calibri"/>
+          <w:b/>
+          <w:color w:val="0A2A43"/>
+          <w:sz w:val="24"/>
+        </w:rPr>
+        <w:t>SCHEDULE A — FINANCIAL PRODUCT AND SERVICES</w:t>
+      </w:r>
+    </w:p>
+    <w:p>
+      <w:pPr>
+        <w:spacing w:after="120"/>
+        <w:jc w:val="both"/>
+      </w:pPr>
+      <w:r>
+        <w:rPr>
+          <w:rFonts w:ascii="Calibri" w:hAnsi="Calibri"/>
+          <w:b w:val="0"/>
+          <w:i w:val="0"/>
+          <w:color w:val="1A1A1A"/>
+          <w:sz w:val="21"/>
+        </w:rPr>
+        <w:t>The Juristic Representative is authorised to render the financial services marked below, in respect of the following financial product, under Category I of the FAIS Act licensing framework:</w:t>
+      </w:r>
+    </w:p>
+    <w:tbl>
+      <w:tblPr>
+        <w:tblStyle w:val="TableGrid"/>
+        <w:tblW w:type="auto" w:w="0"/>
+        <w:jc w:val="center"/>
+        <w:tblLook w:firstColumn="1" w:firstRow="1" w:lastColumn="0" w:lastRow="0" w:noHBand="0" w:noVBand="1" w:val="04A0"/>
+      </w:tblPr>
+      <w:tblGrid>
+        <w:gridCol w:w="2379"/>
+        <w:gridCol w:w="2379"/>
+        <w:gridCol w:w="2379"/>
+        <w:gridCol w:w="2379"/>
+      </w:tblGrid>
+      <w:tr>
+        <w:tc>
+          <w:tcPr>
+            <w:tcW w:type="dxa" w:w="907"/>
+            <w:shd w:val="clear" w:color="auto" w:fill="0A2A43"/>
+          </w:tcPr>
+          <w:p>
+            <w:pPr>
+              <w:jc w:val="center"/>
+            </w:pPr>
+            <w:r/>
+            <w:r>
+              <w:rPr>
+                <w:rFonts w:ascii="Calibri" w:hAnsi="Calibri"/>
+                <w:b/>
+                <w:color w:val="FFFFFF"/>
+                <w:sz w:val="19"/>
+              </w:rPr>
+              <w:t>Nr</w:t>
+            </w:r>
+          </w:p>
+        </w:tc>
+        <w:tc>
+          <w:tcPr>
+            <w:tcW w:type="dxa" w:w="4252"/>
+            <w:shd w:val="clear" w:color="auto" w:fill="0A2A43"/>
+          </w:tcPr>
+          <w:p>
+            <w:pPr>
+              <w:jc w:val="center"/>
+            </w:pPr>
+            <w:r/>
+            <w:r>
+              <w:rPr>
+                <w:rFonts w:ascii="Calibri" w:hAnsi="Calibri"/>
+                <w:b/>
+                <w:color w:val="FFFFFF"/>
+                <w:sz w:val="19"/>
+              </w:rPr>
+              <w:t>Category I financial product</w:t>
+            </w:r>
+          </w:p>
+        </w:tc>
+        <w:tc>
+          <w:tcPr>
+            <w:tcW w:type="dxa" w:w="1871"/>
+            <w:shd w:val="clear" w:color="auto" w:fill="0A2A43"/>
+          </w:tcPr>
+          <w:p>
+            <w:pPr>
+              <w:jc w:val="center"/>
+            </w:pPr>
+            <w:r/>
+            <w:r>
+              <w:rPr>
+                <w:rFonts w:ascii="Calibri" w:hAnsi="Calibri"/>
+                <w:b/>
+                <w:color w:val="FFFFFF"/>
+                <w:sz w:val="19"/>
+              </w:rPr>
+              <w:t>Advice</w:t>
+            </w:r>
+          </w:p>
+        </w:tc>
+        <w:tc>
+          <w:tcPr>
+            <w:tcW w:type="dxa" w:w="1871"/>
+            <w:shd w:val="clear" w:color="auto" w:fill="0A2A43"/>
+          </w:tcPr>
+          <w:p>
+            <w:pPr>
+              <w:jc w:val="center"/>
+            </w:pPr>
+            <w:r/>
+            <w:r>
+              <w:rPr>
+                <w:rFonts w:ascii="Calibri" w:hAnsi="Calibri"/>
+                <w:b/>
+                <w:color w:val="FFFFFF"/>
+                <w:sz w:val="19"/>
+              </w:rPr>
+              <w:t>Intermediary service</w:t>
+            </w:r>
+          </w:p>
+        </w:tc>
+      </w:tr>
+      <w:tr>
+        <w:tc>
+          <w:tcPr>
+            <w:tcW w:type="dxa" w:w="907"/>
+          </w:tcPr>
+          <w:p>
+            <w:pPr>
+              <w:jc w:val="center"/>
+            </w:pPr>
+            <w:r/>
+            <w:r>
+              <w:rPr>
+                <w:rFonts w:ascii="Calibri" w:hAnsi="Calibri"/>
+                <w:b w:val="0"/>
+                <w:color w:val="1A1A1A"/>
+                <w:sz w:val="21"/>
+              </w:rPr>
+              <w:t>1.1</w:t>
+            </w:r>
+          </w:p>
+        </w:tc>
+        <w:tc>
+          <w:tcPr>
+            <w:tcW w:type="dxa" w:w="4252"/>
+          </w:tcPr>
+          <w:p>
+            <w:pPr>
+              <w:jc w:val="left"/>
+            </w:pPr>
+            <w:r/>
+            <w:r>
+              <w:rPr>
+                <w:rFonts w:ascii="Calibri" w:hAnsi="Calibri"/>
+                <w:b w:val="0"/>
+                <w:color w:val="1A1A1A"/>
+                <w:sz w:val="21"/>
+              </w:rPr>
+              <w:t>Crypto Assets</w:t>
+            </w:r>
+          </w:p>
+        </w:tc>
+        <w:tc>
+          <w:tcPr>
+            <w:tcW w:type="dxa" w:w="1871"/>
+          </w:tcPr>
+          <w:p>
+            <w:pPr>
+              <w:jc w:val="center"/>
+            </w:pPr>
+            <w:r/>
+            <w:r>
+              <w:rPr>
+                <w:rFonts w:ascii="Calibri" w:hAnsi="Calibri"/>
+                <w:b w:val="0"/>
+                <w:color w:val="1A1A1A"/>
+                <w:sz w:val="21"/>
+              </w:rPr>
+              <w:t>— (not authorised)</w:t>
+            </w:r>
+          </w:p>
+        </w:tc>
+        <w:tc>
+          <w:tcPr>
+            <w:tcW w:type="dxa" w:w="1871"/>
+          </w:tcPr>
+          <w:p>
+            <w:pPr>
+              <w:jc w:val="center"/>
+            </w:pPr>
+            <w:r/>
+            <w:r>
+              <w:rPr>
+                <w:rFonts w:ascii="Calibri" w:hAnsi="Calibri"/>
+                <w:b/>
+                <w:color w:val="1B5E20"/>
+                <w:sz w:val="21"/>
+              </w:rPr>
+              <w:t>✓ Authorised</w:t>
+            </w:r>
+          </w:p>
+        </w:tc>
+      </w:tr>
+    </w:tbl>
+    <w:p>
+      <w:pPr>
+        <w:spacing w:after="120"/>
+        <w:jc w:val="both"/>
+      </w:pPr>
+      <w:r>
+        <w:rPr>
+          <w:rFonts w:ascii="Calibri" w:hAnsi="Calibri"/>
+          <w:b w:val="0"/>
+          <w:i/>
+          <w:color w:val="555555"/>
+          <w:sz w:val="18"/>
+        </w:rPr>
+        <w:t>Note: Advice in respect of Crypto Assets is expressly excluded under this Agreement (clause 1.2). Should advice be required in future, this Schedule and the Agreement must be amended in writing and the applicable competency requirements met.</w:t>
+      </w:r>
+    </w:p>
+    <w:p>
+      <w:pPr>
+        <w:spacing w:after="120"/>
+        <w:jc w:val="both"/>
+      </w:pPr>
+      <w:r>
+        <w:rPr>
+          <w:rFonts w:ascii="Calibri" w:hAnsi="Calibri"/>
+          <w:color w:val="1A1A1A"/>
+          <w:sz w:val="21"/>
+        </w:rPr>
+        <w:t xml:space="preserve">Category note: This Schedule reflects Category I (intermediary services). If the BitWealth LTH PVR product exercises discretion on behalf of clients (i.e. automated buy/sell decisions taken without a prior client instruction for each transaction), the product may instead require Category II (discretionary FSP) licensing and a discretionary mandate compliant with the Code of Conduct for Administrative and Discretionary FSPs (BN 79 of 2003). </w:t>
+      </w:r>
+      <w:r>
+        <w:rPr>
+          <w:rFonts w:ascii="Calibri" w:hAnsi="Calibri"/>
+          <w:b/>
+          <w:color w:val="B71C1C"/>
+          <w:sz w:val="21"/>
+          <w:highlight w:val="yellow"/>
+        </w:rPr>
+        <w:t>Finova to confirm the correct FAIS category for the LTH PVR product — Category I (execution only) vs Category II (discretionary)</w:t>
+      </w:r>
+    </w:p>
+    <w:p>
+      <w:pPr>
+        <w:keepNext/>
+        <w:spacing w:before="240" w:after="120"/>
+      </w:pPr>
+      <w:r>
+        <w:rPr>
+          <w:rFonts w:ascii="Calibri" w:hAnsi="Calibri"/>
+          <w:b/>
+          <w:color w:val="0A2A43"/>
+          <w:sz w:val="24"/>
+        </w:rPr>
+        <w:t>SCHEDULE B — OUTSTANDING ITEMS TO CONFIRM</w:t>
+      </w:r>
+    </w:p>
+    <w:p>
+      <w:pPr>
+        <w:spacing w:after="120"/>
+        <w:jc w:val="both"/>
+      </w:pPr>
+      <w:r>
+        <w:rPr>
+          <w:rFonts w:ascii="Calibri" w:hAnsi="Calibri"/>
+          <w:b w:val="0"/>
+          <w:i w:val="0"/>
+          <w:color w:val="1A1A1A"/>
+          <w:sz w:val="21"/>
+        </w:rPr>
+        <w:t>The following items (highlighted throughout the Agreement) must be confirmed with Finova and its compliance officer before signature:</w:t>
+      </w:r>
+    </w:p>
+    <w:p>
+      <w:pPr>
+        <w:pStyle w:val="ListBullet"/>
+        <w:spacing w:after="40"/>
+        <w:ind w:left="454"/>
+      </w:pPr>
+      <w:r>
+        <w:rPr>
+          <w:rFonts w:ascii="Calibri" w:hAnsi="Calibri"/>
+          <w:color w:val="1A1A1A"/>
+          <w:sz w:val="20"/>
+        </w:rPr>
+        <w:t>Finova Capital (Pty) Ltd company registration number.</w:t>
+      </w:r>
+    </w:p>
+    <w:p>
+      <w:pPr>
+        <w:pStyle w:val="ListBullet"/>
+        <w:spacing w:after="40"/>
+        <w:ind w:left="454"/>
+      </w:pPr>
+      <w:r>
+        <w:rPr>
+          <w:rFonts w:ascii="Calibri" w:hAnsi="Calibri"/>
+          <w:color w:val="1A1A1A"/>
+          <w:sz w:val="20"/>
+        </w:rPr>
+        <w:t>Finova’s appointed compliance officer — name and contact details (clause 2.2).</w:t>
+      </w:r>
+    </w:p>
+    <w:p>
+      <w:pPr>
+        <w:pStyle w:val="ListBullet"/>
+        <w:spacing w:after="40"/>
+        <w:ind w:left="454"/>
+      </w:pPr>
+      <w:r>
+        <w:rPr>
+          <w:rFonts w:ascii="Calibri" w:hAnsi="Calibri"/>
+          <w:color w:val="1A1A1A"/>
+          <w:sz w:val="20"/>
+        </w:rPr>
+        <w:t>Guy Algeo’s ID number (interim Key Individual), and confirmation of the transition to Davin Harald Gaier as Key Individual upon his completion of the RE examinations (clauses 2.8–2.9).</w:t>
+      </w:r>
+    </w:p>
+    <w:p>
+      <w:pPr>
+        <w:pStyle w:val="ListBullet"/>
+        <w:spacing w:after="40"/>
+        <w:ind w:left="454"/>
+      </w:pPr>
+      <w:r>
+        <w:rPr>
+          <w:rFonts w:ascii="Calibri" w:hAnsi="Calibri"/>
+          <w:color w:val="1A1A1A"/>
+          <w:sz w:val="20"/>
+        </w:rPr>
+        <w:t>Finova to confirm the increased professional indemnity / fidelity cover amount, provide evidence of cover, and confirm the monthly deduction mechanism (clause 2.19).</w:t>
+      </w:r>
+    </w:p>
+    <w:p>
+      <w:pPr>
+        <w:pStyle w:val="ListBullet"/>
+        <w:spacing w:after="40"/>
+        <w:ind w:left="454"/>
+      </w:pPr>
+      <w:r>
+        <w:rPr>
+          <w:rFonts w:ascii="Calibri" w:hAnsi="Calibri"/>
+          <w:color w:val="1A1A1A"/>
+          <w:sz w:val="20"/>
+        </w:rPr>
+        <w:t>Confirmation of third-party providers to be named in clause 2.12 (e.g. VALR).</w:t>
+      </w:r>
+    </w:p>
+    <w:p>
+      <w:pPr>
+        <w:pStyle w:val="ListBullet"/>
+        <w:spacing w:after="40"/>
+        <w:ind w:left="454"/>
+      </w:pPr>
+      <w:r>
+        <w:rPr>
+          <w:rFonts w:ascii="Calibri" w:hAnsi="Calibri"/>
+          <w:color w:val="1A1A1A"/>
+          <w:sz w:val="20"/>
+        </w:rPr>
+        <w:t>Arbitration city and the relevant Bar Council / Law Society region (clause 5.1.1).</w:t>
+      </w:r>
+    </w:p>
+    <w:p>
+      <w:pPr>
+        <w:pStyle w:val="ListBullet"/>
+        <w:spacing w:after="40"/>
+        <w:ind w:left="454"/>
+      </w:pPr>
+      <w:r>
+        <w:rPr>
+          <w:rFonts w:ascii="Calibri" w:hAnsi="Calibri"/>
+          <w:color w:val="1A1A1A"/>
+          <w:sz w:val="20"/>
+        </w:rPr>
+        <w:t>Finova registered address and email address for notices (clause 8.7).</w:t>
+      </w:r>
+    </w:p>
+    <w:p>
+      <w:pPr>
+        <w:pStyle w:val="ListBullet"/>
+        <w:spacing w:after="40"/>
+        <w:ind w:left="454"/>
+      </w:pPr>
+      <w:r>
+        <w:rPr>
+          <w:rFonts w:ascii="Calibri" w:hAnsi="Calibri"/>
+          <w:color w:val="1A1A1A"/>
+          <w:sz w:val="20"/>
+        </w:rPr>
+        <w:t>Effective / commencement date of the Agreement.</w:t>
+      </w:r>
+    </w:p>
+    <w:p>
+      <w:pPr>
+        <w:pStyle w:val="ListBullet"/>
+        <w:spacing w:after="40"/>
+        <w:ind w:left="454"/>
+      </w:pPr>
+      <w:r>
+        <w:rPr>
+          <w:rFonts w:ascii="Calibri" w:hAnsi="Calibri"/>
+          <w:color w:val="1A1A1A"/>
+          <w:sz w:val="20"/>
+        </w:rPr>
+        <w:t>Finova to confirm the correct FAIS category for the LTH PVR product — Category I (execution only) versus Category II (discretionary) — see Schedule A.</w:t>
+      </w:r>
+    </w:p>
+    <w:p>
+      <w:pPr>
+        <w:pStyle w:val="ListBullet"/>
+        <w:spacing w:after="40"/>
+        <w:ind w:left="454"/>
+      </w:pPr>
+      <w:r>
+        <w:rPr>
+          <w:rFonts w:ascii="Calibri" w:hAnsi="Calibri"/>
+          <w:color w:val="1A1A1A"/>
+          <w:sz w:val="20"/>
+        </w:rPr>
+        <w:t>Finova signatory name and capacity (Signatures and Schedule C).</w:t>
+      </w:r>
+    </w:p>
+    <w:p>
+      <w:r>
+        <w:br w:type="page"/>
+      </w:r>
+    </w:p>
+    <w:p>
+      <w:pPr>
+        <w:keepNext/>
+        <w:spacing w:before="240" w:after="120"/>
+      </w:pPr>
+      <w:r>
+        <w:rPr>
+          <w:rFonts w:ascii="Calibri" w:hAnsi="Calibri"/>
+          <w:b/>
+          <w:color w:val="0A2A43"/>
+          <w:sz w:val="24"/>
+        </w:rPr>
+        <w:t>SCHEDULE C — FEE SCHEDULE</w:t>
+      </w:r>
+    </w:p>
+    <w:p>
+      <w:pPr>
+        <w:spacing w:after="120"/>
+        <w:jc w:val="both"/>
+      </w:pPr>
+      <w:r>
+        <w:rPr>
+          <w:rFonts w:ascii="Calibri" w:hAnsi="Calibri"/>
+          <w:b w:val="0"/>
+          <w:i/>
+          <w:color w:val="555555"/>
+          <w:sz w:val="18"/>
+        </w:rPr>
+        <w:t>This Schedule C forms part of the Juristic Representative Agreement between the Parties. In terms of clause 4.2, it may be amended, replaced or updated by agreement in writing signed and dated by both Parties, without amending or re-executing the balance of the Agreement.</w:t>
+      </w:r>
+    </w:p>
+    <w:p>
+      <w:pPr>
+        <w:spacing w:before="0" w:after="80"/>
+        <w:ind w:left="454" w:hanging="454"/>
+        <w:jc w:val="both"/>
+      </w:pPr>
+      <w:r>
+        <w:rPr>
+          <w:rFonts w:ascii="Calibri" w:hAnsi="Calibri"/>
+          <w:b/>
+          <w:color w:val="1A1A1A"/>
+          <w:sz w:val="21"/>
+        </w:rPr>
+        <w:t>C.1</w:t>
+        <w:tab/>
+      </w:r>
+      <w:r>
+        <w:rPr>
+          <w:rFonts w:ascii="Calibri" w:hAnsi="Calibri"/>
+          <w:color w:val="1A1A1A"/>
+          <w:sz w:val="21"/>
+        </w:rPr>
+        <w:t>NO MONTHLY FEE. The Juristic Representative shall not be required to pay the Appointing FSP any fixed monthly fee for the use of the Appointing FSP’s operational oversight, licence and processes.</w:t>
+      </w:r>
+    </w:p>
+    <w:p>
+      <w:pPr>
+        <w:spacing w:before="0" w:after="80"/>
+        <w:ind w:left="454" w:hanging="454"/>
+        <w:jc w:val="both"/>
+      </w:pPr>
+      <w:r>
+        <w:rPr>
+          <w:rFonts w:ascii="Calibri" w:hAnsi="Calibri"/>
+          <w:b/>
+          <w:color w:val="1A1A1A"/>
+          <w:sz w:val="21"/>
+        </w:rPr>
+        <w:t>C.2</w:t>
         <w:tab/>
       </w:r>
       <w:r>
@@ -2295,7 +3714,7 @@
                 <w:color w:val="1A1A1A"/>
                 <w:sz w:val="20"/>
               </w:rPr>
-              <w:t>Exchange-fee share (VALR) — not shared</w:t>
+              <w:t>Exchange-fee share (VALR)</w:t>
             </w:r>
           </w:p>
         </w:tc>
@@ -2316,7 +3735,7 @@
                 <w:color w:val="1A1A1A"/>
                 <w:sz w:val="20"/>
               </w:rPr>
-              <w:t>100%</w:t>
+              <w:t>75%</w:t>
             </w:r>
           </w:p>
         </w:tc>
@@ -2337,7 +3756,7 @@
                 <w:color w:val="1A1A1A"/>
                 <w:sz w:val="20"/>
               </w:rPr>
-              <w:t>0%</w:t>
+              <w:t>25%</w:t>
             </w:r>
           </w:p>
         </w:tc>
@@ -2361,7 +3780,7 @@
           <w:color w:val="1A1A1A"/>
           <w:sz w:val="21"/>
         </w:rPr>
-        <w:t>4.3</w:t>
+        <w:t>C.3</w:t>
         <w:tab/>
       </w:r>
       <w:r>
@@ -2386,7 +3805,7 @@
           <w:color w:val="1A1A1A"/>
           <w:sz w:val="21"/>
         </w:rPr>
-        <w:t>4.4</w:t>
+        <w:t>C.4</w:t>
         <w:tab/>
       </w:r>
       <w:r>
@@ -2411,7 +3830,7 @@
           <w:color w:val="1A1A1A"/>
           <w:sz w:val="21"/>
         </w:rPr>
-        <w:t>4.5</w:t>
+        <w:t>C.5</w:t>
         <w:tab/>
       </w:r>
       <w:r>
@@ -2420,7 +3839,7 @@
           <w:color w:val="1A1A1A"/>
           <w:sz w:val="21"/>
         </w:rPr>
-        <w:t>PAYMENT. The Appointing FSP shall pay the Juristic Representative its share of fees and revenue on or before the last business day of the month following the month in which the relevant fee or revenue is actually received by the Appointing FSP.</w:t>
+        <w:t>PAYMENT. The Juristic Representative shall invoice the Appointing FSP monthly for its share of fees and revenue. The Appointing FSP shall pay such amount, less any professional indemnity / fidelity cover increase recoverable under clause 2.19, on or before the last business day of the month following the month in which the relevant fee or revenue is actually received by the Appointing FSP.</w:t>
       </w:r>
     </w:p>
     <w:p>
@@ -2436,7 +3855,7 @@
           <w:color w:val="1A1A1A"/>
           <w:sz w:val="21"/>
         </w:rPr>
-        <w:t>4.6</w:t>
+        <w:t>C.6</w:t>
         <w:tab/>
       </w:r>
       <w:r>
@@ -2445,7 +3864,133 @@
           <w:color w:val="1A1A1A"/>
           <w:sz w:val="21"/>
         </w:rPr>
-        <w:t xml:space="preserve">PAYMENT DETAILS. Payments shall be made by electronic funds transfer to the Juristic Representative’s nominated bank account: </w:t>
+        <w:t>PAYMENT DETAILS. Payments shall be made by electronic funds transfer to the Juristic Representative’s nominated bank account:</w:t>
+      </w:r>
+    </w:p>
+    <w:p>
+      <w:pPr>
+        <w:spacing w:after="20"/>
+        <w:jc w:val="both"/>
+      </w:pPr>
+      <w:r>
+        <w:rPr>
+          <w:rFonts w:ascii="Calibri" w:hAnsi="Calibri"/>
+          <w:b w:val="0"/>
+          <w:i w:val="0"/>
+          <w:color w:val="1A1A1A"/>
+          <w:sz w:val="21"/>
+        </w:rPr>
+        <w:t>Account holder: BitWealth Asset Managers (Pty) Ltd</w:t>
+      </w:r>
+    </w:p>
+    <w:p>
+      <w:pPr>
+        <w:spacing w:after="20"/>
+        <w:jc w:val="both"/>
+      </w:pPr>
+      <w:r>
+        <w:rPr>
+          <w:rFonts w:ascii="Calibri" w:hAnsi="Calibri"/>
+          <w:b w:val="0"/>
+          <w:i w:val="0"/>
+          <w:color w:val="1A1A1A"/>
+          <w:sz w:val="21"/>
+        </w:rPr>
+        <w:t>Bank: First National Bank (FNB)</w:t>
+      </w:r>
+    </w:p>
+    <w:p>
+      <w:pPr>
+        <w:spacing w:after="20"/>
+        <w:jc w:val="both"/>
+      </w:pPr>
+      <w:r>
+        <w:rPr>
+          <w:rFonts w:ascii="Calibri" w:hAnsi="Calibri"/>
+          <w:b w:val="0"/>
+          <w:i w:val="0"/>
+          <w:color w:val="1A1A1A"/>
+          <w:sz w:val="21"/>
+        </w:rPr>
+        <w:t>Account number: 63196928502</w:t>
+      </w:r>
+    </w:p>
+    <w:p>
+      <w:pPr>
+        <w:spacing w:after="20"/>
+        <w:jc w:val="both"/>
+      </w:pPr>
+      <w:r>
+        <w:rPr>
+          <w:rFonts w:ascii="Calibri" w:hAnsi="Calibri"/>
+          <w:b w:val="0"/>
+          <w:i w:val="0"/>
+          <w:color w:val="1A1A1A"/>
+          <w:sz w:val="21"/>
+        </w:rPr>
+        <w:t>Account type: Cheque</w:t>
+      </w:r>
+    </w:p>
+    <w:p>
+      <w:pPr>
+        <w:spacing w:after="20"/>
+        <w:jc w:val="both"/>
+      </w:pPr>
+      <w:r>
+        <w:rPr>
+          <w:rFonts w:ascii="Calibri" w:hAnsi="Calibri"/>
+          <w:b w:val="0"/>
+          <w:i w:val="0"/>
+          <w:color w:val="1A1A1A"/>
+          <w:sz w:val="21"/>
+        </w:rPr>
+        <w:t>Branch name: MY BRANCH</w:t>
+      </w:r>
+    </w:p>
+    <w:p>
+      <w:pPr>
+        <w:spacing w:after="120"/>
+        <w:jc w:val="both"/>
+      </w:pPr>
+      <w:r>
+        <w:rPr>
+          <w:rFonts w:ascii="Calibri" w:hAnsi="Calibri"/>
+          <w:b w:val="0"/>
+          <w:i w:val="0"/>
+          <w:color w:val="1A1A1A"/>
+          <w:sz w:val="21"/>
+        </w:rPr>
+        <w:t>Branch / universal code: 255355</w:t>
+      </w:r>
+    </w:p>
+    <w:p>
+      <w:pPr>
+        <w:spacing w:after="200"/>
+        <w:jc w:val="both"/>
+      </w:pPr>
+      <w:r>
+        <w:rPr>
+          <w:rFonts w:ascii="Calibri" w:hAnsi="Calibri"/>
+          <w:b/>
+          <w:i w:val="0"/>
+          <w:color w:val="1A1A1A"/>
+          <w:sz w:val="21"/>
+        </w:rPr>
+        <w:t>Agreed and accepted — Schedule C (Fee Schedule):</w:t>
+      </w:r>
+    </w:p>
+    <w:p>
+      <w:pPr>
+        <w:spacing w:after="160"/>
+        <w:jc w:val="both"/>
+      </w:pPr>
+      <w:r>
+        <w:rPr>
+          <w:rFonts w:ascii="Calibri" w:hAnsi="Calibri"/>
+          <w:color w:val="1A1A1A"/>
+          <w:sz w:val="21"/>
+        </w:rPr>
+        <w:t xml:space="preserve">For the Appointing FSP:  Signed __________________   Name </w:t>
       </w:r>
       <w:r>
         <w:rPr>
@@ -2455,7 +4000,7 @@
           <w:sz w:val="21"/>
           <w:highlight w:val="yellow"/>
         </w:rPr>
-        <w:t>BitWealth banking details — to insert</w:t>
+        <w:t>Finova signatory</w:t>
       </w:r>
       <w:r>
         <w:rPr>
@@ -2463,927 +4008,12 @@
           <w:color w:val="1A1A1A"/>
           <w:sz w:val="21"/>
         </w:rPr>
-        <w:t>.</w:t>
+        <w:t xml:space="preserve">   Date __________</w:t>
       </w:r>
     </w:p>
     <w:p>
       <w:pPr>
-        <w:spacing w:before="0" w:after="80"/>
-        <w:ind w:left="454" w:hanging="454"/>
-        <w:jc w:val="both"/>
-      </w:pPr>
-      <w:r>
-        <w:rPr>
-          <w:rFonts w:ascii="Calibri" w:hAnsi="Calibri"/>
-          <w:b/>
-          <w:color w:val="1A1A1A"/>
-          <w:sz w:val="21"/>
-        </w:rPr>
-        <w:t>4.7</w:t>
-        <w:tab/>
-      </w:r>
-      <w:r>
-        <w:rPr>
-          <w:rFonts w:ascii="Calibri" w:hAnsi="Calibri"/>
-          <w:color w:val="1A1A1A"/>
-          <w:sz w:val="21"/>
-        </w:rPr>
-        <w:t>All fees charged to clients shall be disclosed to clients in accordance with the General Code of Conduct, and neither Party shall charge any fee not permitted by law or not disclosed to the client.</w:t>
-      </w:r>
-    </w:p>
-    <w:p>
-      <w:pPr>
-        <w:keepNext/>
-        <w:spacing w:before="240" w:after="120"/>
-      </w:pPr>
-      <w:r>
-        <w:rPr>
-          <w:rFonts w:ascii="Calibri" w:hAnsi="Calibri"/>
-          <w:b/>
-          <w:color w:val="0A2A43"/>
-          <w:sz w:val="24"/>
-        </w:rPr>
-        <w:t>5.</w:t>
-        <w:tab/>
-        <w:t>DISPUTES</w:t>
-      </w:r>
-    </w:p>
-    <w:p>
-      <w:pPr>
-        <w:spacing w:before="0" w:after="80"/>
-        <w:ind w:left="454" w:hanging="454"/>
-        <w:jc w:val="both"/>
-      </w:pPr>
-      <w:r>
-        <w:rPr>
-          <w:rFonts w:ascii="Calibri" w:hAnsi="Calibri"/>
-          <w:b/>
-          <w:color w:val="1A1A1A"/>
-          <w:sz w:val="21"/>
-        </w:rPr>
-        <w:t>5.1</w:t>
-        <w:tab/>
-      </w:r>
-      <w:r>
-        <w:rPr>
-          <w:rFonts w:ascii="Calibri" w:hAnsi="Calibri"/>
-          <w:color w:val="1A1A1A"/>
-          <w:sz w:val="21"/>
-        </w:rPr>
-        <w:t>If any dispute arises as to the validity, interpretation, effect, or the rights and obligations of either Party under this Agreement, either Party may require that the dispute be referred to arbitration before a single arbitrator.</w:t>
-      </w:r>
-    </w:p>
-    <w:p>
-      <w:pPr>
-        <w:spacing w:before="0" w:after="80"/>
-        <w:ind w:left="1077" w:hanging="454"/>
-        <w:jc w:val="both"/>
-      </w:pPr>
-      <w:r>
-        <w:rPr>
-          <w:rFonts w:ascii="Calibri" w:hAnsi="Calibri"/>
-          <w:b/>
-          <w:color w:val="1A1A1A"/>
-          <w:sz w:val="21"/>
-        </w:rPr>
-        <w:t>5.1.1</w:t>
-        <w:tab/>
-      </w:r>
-      <w:r>
-        <w:rPr>
-          <w:rFonts w:ascii="Calibri" w:hAnsi="Calibri"/>
-          <w:color w:val="1A1A1A"/>
-          <w:sz w:val="21"/>
-        </w:rPr>
-        <w:t xml:space="preserve">The arbitration shall be held informally at </w:t>
-      </w:r>
-      <w:r>
-        <w:rPr>
-          <w:rFonts w:ascii="Calibri" w:hAnsi="Calibri"/>
-          <w:b/>
-          <w:color w:val="B71C1C"/>
-          <w:sz w:val="21"/>
-          <w:highlight w:val="yellow"/>
-        </w:rPr>
-        <w:t>arbitration city — e.g. Johannesburg</w:t>
-      </w:r>
-      <w:r>
-        <w:rPr>
-          <w:rFonts w:ascii="Calibri" w:hAnsi="Calibri"/>
-          <w:color w:val="1A1A1A"/>
-          <w:sz w:val="21"/>
-        </w:rPr>
-        <w:t xml:space="preserve">, and the arbitrator shall be agreed between the Parties within 5 (five) business days, failing which the arbitrator shall be nominated by the Chairperson of the </w:t>
-      </w:r>
-      <w:r>
-        <w:rPr>
-          <w:rFonts w:ascii="Calibri" w:hAnsi="Calibri"/>
-          <w:b/>
-          <w:color w:val="B71C1C"/>
-          <w:sz w:val="21"/>
-          <w:highlight w:val="yellow"/>
-        </w:rPr>
-        <w:t>relevant</w:t>
-      </w:r>
-      <w:r>
-        <w:rPr>
-          <w:rFonts w:ascii="Calibri" w:hAnsi="Calibri"/>
-          <w:color w:val="1A1A1A"/>
-          <w:sz w:val="21"/>
-        </w:rPr>
-        <w:t xml:space="preserve"> Bar Council or the President of the </w:t>
-      </w:r>
-      <w:r>
-        <w:rPr>
-          <w:rFonts w:ascii="Calibri" w:hAnsi="Calibri"/>
-          <w:b/>
-          <w:color w:val="B71C1C"/>
-          <w:sz w:val="21"/>
-          <w:highlight w:val="yellow"/>
-        </w:rPr>
-        <w:t>relevant</w:t>
-      </w:r>
-      <w:r>
-        <w:rPr>
-          <w:rFonts w:ascii="Calibri" w:hAnsi="Calibri"/>
-          <w:color w:val="1A1A1A"/>
-          <w:sz w:val="21"/>
-        </w:rPr>
-        <w:t xml:space="preserve"> Law Society (or its successor). The arbitrator shall be an attorney or advocate of at least 10 (ten) years’ standing with experience and knowledge of financial services law and the FAIS Act, and with no interest in the proceedings.</w:t>
-      </w:r>
-    </w:p>
-    <w:p>
-      <w:pPr>
-        <w:spacing w:before="0" w:after="80"/>
-        <w:ind w:left="1077" w:hanging="454"/>
-        <w:jc w:val="both"/>
-      </w:pPr>
-      <w:r>
-        <w:rPr>
-          <w:rFonts w:ascii="Calibri" w:hAnsi="Calibri"/>
-          <w:b/>
-          <w:color w:val="1A1A1A"/>
-          <w:sz w:val="21"/>
-        </w:rPr>
-        <w:t>5.1.2</w:t>
-        <w:tab/>
-      </w:r>
-      <w:r>
-        <w:rPr>
-          <w:rFonts w:ascii="Calibri" w:hAnsi="Calibri"/>
-          <w:color w:val="1A1A1A"/>
-          <w:sz w:val="21"/>
-        </w:rPr>
-        <w:t>The Parties shall keep the arbitration, its subject matter and evidence confidential.</w:t>
-      </w:r>
-    </w:p>
-    <w:p>
-      <w:pPr>
-        <w:spacing w:before="0" w:after="80"/>
-        <w:ind w:left="1077" w:hanging="454"/>
-        <w:jc w:val="both"/>
-      </w:pPr>
-      <w:r>
-        <w:rPr>
-          <w:rFonts w:ascii="Calibri" w:hAnsi="Calibri"/>
-          <w:b/>
-          <w:color w:val="1A1A1A"/>
-          <w:sz w:val="21"/>
-        </w:rPr>
-        <w:t>5.1.3</w:t>
-        <w:tab/>
-      </w:r>
-      <w:r>
-        <w:rPr>
-          <w:rFonts w:ascii="Calibri" w:hAnsi="Calibri"/>
-          <w:color w:val="1A1A1A"/>
-          <w:sz w:val="21"/>
-        </w:rPr>
-        <w:t>The decision of the arbitrator shall be final and binding and not subject to appeal.</w:t>
-      </w:r>
-    </w:p>
-    <w:p>
-      <w:pPr>
-        <w:spacing w:before="0" w:after="80"/>
-        <w:ind w:left="1077" w:hanging="454"/>
-        <w:jc w:val="both"/>
-      </w:pPr>
-      <w:r>
-        <w:rPr>
-          <w:rFonts w:ascii="Calibri" w:hAnsi="Calibri"/>
-          <w:b/>
-          <w:color w:val="1A1A1A"/>
-          <w:sz w:val="21"/>
-        </w:rPr>
-        <w:t>5.1.4</w:t>
-        <w:tab/>
-      </w:r>
-      <w:r>
-        <w:rPr>
-          <w:rFonts w:ascii="Calibri" w:hAnsi="Calibri"/>
-          <w:color w:val="1A1A1A"/>
-          <w:sz w:val="21"/>
-        </w:rPr>
-        <w:t>The arbitrator shall include in the award an order as to the costs of the arbitration and who shall bear them.</w:t>
-      </w:r>
-    </w:p>
-    <w:p>
-      <w:pPr>
-        <w:spacing w:before="0" w:after="80"/>
-        <w:ind w:left="1077" w:hanging="454"/>
-        <w:jc w:val="both"/>
-      </w:pPr>
-      <w:r>
-        <w:rPr>
-          <w:rFonts w:ascii="Calibri" w:hAnsi="Calibri"/>
-          <w:b/>
-          <w:color w:val="1A1A1A"/>
-          <w:sz w:val="21"/>
-        </w:rPr>
-        <w:t>5.1.5</w:t>
-        <w:tab/>
-      </w:r>
-      <w:r>
-        <w:rPr>
-          <w:rFonts w:ascii="Calibri" w:hAnsi="Calibri"/>
-          <w:color w:val="1A1A1A"/>
-          <w:sz w:val="21"/>
-        </w:rPr>
-        <w:t>The arbitrator shall be guided at all times by the requirements of the FAIS Act and all applicable ancillary legislation.</w:t>
-      </w:r>
-    </w:p>
-    <w:p>
-      <w:pPr>
-        <w:spacing w:before="0" w:after="80"/>
-        <w:ind w:left="1077" w:hanging="454"/>
-        <w:jc w:val="both"/>
-      </w:pPr>
-      <w:r>
-        <w:rPr>
-          <w:rFonts w:ascii="Calibri" w:hAnsi="Calibri"/>
-          <w:b/>
-          <w:color w:val="1A1A1A"/>
-          <w:sz w:val="21"/>
-        </w:rPr>
-        <w:t>5.1.6</w:t>
-        <w:tab/>
-      </w:r>
-      <w:r>
-        <w:rPr>
-          <w:rFonts w:ascii="Calibri" w:hAnsi="Calibri"/>
-          <w:color w:val="1A1A1A"/>
-          <w:sz w:val="21"/>
-        </w:rPr>
-        <w:t>This clause shall not prevent a Party from applying to court for urgent relief in appropriate circumstances.</w:t>
-      </w:r>
-    </w:p>
-    <w:p>
-      <w:pPr>
-        <w:spacing w:before="0" w:after="80"/>
-        <w:ind w:left="454" w:hanging="454"/>
-        <w:jc w:val="both"/>
-      </w:pPr>
-      <w:r>
-        <w:rPr>
-          <w:rFonts w:ascii="Calibri" w:hAnsi="Calibri"/>
-          <w:b/>
-          <w:color w:val="1A1A1A"/>
-          <w:sz w:val="21"/>
-        </w:rPr>
-        <w:t>5.2</w:t>
-        <w:tab/>
-      </w:r>
-      <w:r>
-        <w:rPr>
-          <w:rFonts w:ascii="Calibri" w:hAnsi="Calibri"/>
-          <w:color w:val="1A1A1A"/>
-          <w:sz w:val="21"/>
-        </w:rPr>
-        <w:t>Notwithstanding clause 5.1, the Parties agree that all terms of this Agreement are material, and that a material breach by the Juristic Representative shall entitle the Appointing FSP to cancel this Agreement in accordance with clause 6.</w:t>
-      </w:r>
-    </w:p>
-    <w:p>
-      <w:pPr>
-        <w:spacing w:before="0" w:after="80"/>
-        <w:ind w:left="454" w:hanging="454"/>
-        <w:jc w:val="both"/>
-      </w:pPr>
-      <w:r>
-        <w:rPr>
-          <w:rFonts w:ascii="Calibri" w:hAnsi="Calibri"/>
-          <w:b/>
-          <w:color w:val="1A1A1A"/>
-          <w:sz w:val="21"/>
-        </w:rPr>
-        <w:t>5.3</w:t>
-        <w:tab/>
-      </w:r>
-      <w:r>
-        <w:rPr>
-          <w:rFonts w:ascii="Calibri" w:hAnsi="Calibri"/>
-          <w:color w:val="1A1A1A"/>
-          <w:sz w:val="21"/>
-        </w:rPr>
-        <w:t>Should the Juristic Representative cease to operate as a representative of the Appointing FSP, it shall notify the Appointing FSP timeously and do all things necessary to enable the Appointing FSP to take reasonable steps, in consultation with affected clients, to ensure that outstanding business is completed or transferred to the Appointing FSP or another representative.</w:t>
-      </w:r>
-    </w:p>
-    <w:p>
-      <w:pPr>
-        <w:spacing w:before="0" w:after="80"/>
-        <w:ind w:left="454" w:hanging="454"/>
-        <w:jc w:val="both"/>
-      </w:pPr>
-      <w:r>
-        <w:rPr>
-          <w:rFonts w:ascii="Calibri" w:hAnsi="Calibri"/>
-          <w:b/>
-          <w:color w:val="1A1A1A"/>
-          <w:sz w:val="21"/>
-        </w:rPr>
-        <w:t>5.4</w:t>
-        <w:tab/>
-      </w:r>
-      <w:r>
-        <w:rPr>
-          <w:rFonts w:ascii="Calibri" w:hAnsi="Calibri"/>
-          <w:color w:val="1A1A1A"/>
-          <w:sz w:val="21"/>
-        </w:rPr>
-        <w:t>The Juristic Representative acknowledges having received a copy of the Appointing FSP’s Debarment Procedures and understands that, should the Appointing FSP be required to debar the Juristic Representative, this Agreement shall be cancelled, save that the Juristic Representative shall remain bound by obligations already incurred (including under clauses 2.20, 2.21, 2.22 and 2.24) and in respect of outstanding fees under clause 4.</w:t>
-      </w:r>
-    </w:p>
-    <w:p>
-      <w:pPr>
-        <w:spacing w:before="0" w:after="80"/>
-        <w:ind w:left="454" w:hanging="454"/>
-        <w:jc w:val="both"/>
-      </w:pPr>
-      <w:r>
-        <w:rPr>
-          <w:rFonts w:ascii="Calibri" w:hAnsi="Calibri"/>
-          <w:b/>
-          <w:color w:val="1A1A1A"/>
-          <w:sz w:val="21"/>
-        </w:rPr>
-        <w:t>5.5</w:t>
-        <w:tab/>
-      </w:r>
-      <w:r>
-        <w:rPr>
-          <w:rFonts w:ascii="Calibri" w:hAnsi="Calibri"/>
-          <w:color w:val="1A1A1A"/>
-          <w:sz w:val="21"/>
-        </w:rPr>
-        <w:t>The Juristic Representative indemnifies the Appointing FSP against any claims arising out of any breach of this Agreement by the Juristic Representative.</w:t>
-      </w:r>
-    </w:p>
-    <w:p>
-      <w:pPr>
-        <w:keepNext/>
-        <w:spacing w:before="240" w:after="120"/>
-      </w:pPr>
-      <w:r>
-        <w:rPr>
-          <w:rFonts w:ascii="Calibri" w:hAnsi="Calibri"/>
-          <w:b/>
-          <w:color w:val="0A2A43"/>
-          <w:sz w:val="24"/>
-        </w:rPr>
-        <w:t>6.</w:t>
-        <w:tab/>
-        <w:t>TERMINATION</w:t>
-      </w:r>
-    </w:p>
-    <w:p>
-      <w:pPr>
-        <w:spacing w:before="0" w:after="80"/>
-        <w:ind w:left="454" w:hanging="454"/>
-        <w:jc w:val="both"/>
-      </w:pPr>
-      <w:r>
-        <w:rPr>
-          <w:rFonts w:ascii="Calibri" w:hAnsi="Calibri"/>
-          <w:b/>
-          <w:color w:val="1A1A1A"/>
-          <w:sz w:val="21"/>
-        </w:rPr>
-        <w:t>6.1</w:t>
-        <w:tab/>
-      </w:r>
-      <w:r>
-        <w:rPr>
-          <w:rFonts w:ascii="Calibri" w:hAnsi="Calibri"/>
-          <w:color w:val="1A1A1A"/>
-          <w:sz w:val="21"/>
-        </w:rPr>
-        <w:t>This Agreement, or the status of the Juristic Representative as a mandatory of the Appointing FSP, may be terminated by the Appointing FSP on reasonable grounds, or in the event of failure by the Juristic Representative to comply with any provision of the FAIS Act or any lawful directive or guideline of the Appointing FSP.</w:t>
-      </w:r>
-    </w:p>
-    <w:p>
-      <w:pPr>
-        <w:spacing w:before="0" w:after="80"/>
-        <w:ind w:left="454" w:hanging="454"/>
-        <w:jc w:val="both"/>
-      </w:pPr>
-      <w:r>
-        <w:rPr>
-          <w:rFonts w:ascii="Calibri" w:hAnsi="Calibri"/>
-          <w:b/>
-          <w:color w:val="1A1A1A"/>
-          <w:sz w:val="21"/>
-        </w:rPr>
-        <w:t>6.2</w:t>
-        <w:tab/>
-      </w:r>
-      <w:r>
-        <w:rPr>
-          <w:rFonts w:ascii="Calibri" w:hAnsi="Calibri"/>
-          <w:color w:val="1A1A1A"/>
-          <w:sz w:val="21"/>
-        </w:rPr>
-        <w:t>Without detracting from clause 6.1, the Appointing FSP may terminate this Agreement summarily, without compensation or payment in lieu of notice, if:</w:t>
-      </w:r>
-    </w:p>
-    <w:p>
-      <w:pPr>
-        <w:spacing w:before="0" w:after="80"/>
-        <w:ind w:left="1077" w:hanging="454"/>
-        <w:jc w:val="both"/>
-      </w:pPr>
-      <w:r>
-        <w:rPr>
-          <w:rFonts w:ascii="Calibri" w:hAnsi="Calibri"/>
-          <w:b/>
-          <w:color w:val="1A1A1A"/>
-          <w:sz w:val="21"/>
-        </w:rPr>
-        <w:t>6.2.1</w:t>
-        <w:tab/>
-      </w:r>
-      <w:r>
-        <w:rPr>
-          <w:rFonts w:ascii="Calibri" w:hAnsi="Calibri"/>
-          <w:color w:val="1A1A1A"/>
-          <w:sz w:val="21"/>
-        </w:rPr>
-        <w:t>the Juristic Representative commits a material breach of its obligations;</w:t>
-      </w:r>
-    </w:p>
-    <w:p>
-      <w:pPr>
-        <w:spacing w:before="0" w:after="80"/>
-        <w:ind w:left="1077" w:hanging="454"/>
-        <w:jc w:val="both"/>
-      </w:pPr>
-      <w:r>
-        <w:rPr>
-          <w:rFonts w:ascii="Calibri" w:hAnsi="Calibri"/>
-          <w:b/>
-          <w:color w:val="1A1A1A"/>
-          <w:sz w:val="21"/>
-        </w:rPr>
-        <w:t>6.2.2</w:t>
-        <w:tab/>
-      </w:r>
-      <w:r>
-        <w:rPr>
-          <w:rFonts w:ascii="Calibri" w:hAnsi="Calibri"/>
-          <w:color w:val="1A1A1A"/>
-          <w:sz w:val="21"/>
-        </w:rPr>
-        <w:t>the Juristic Representative, a Key Individual, or any employee fails to comply, or no longer complies, with any relevant fit-and-proper requirement, including honesty and integrity;</w:t>
-      </w:r>
-    </w:p>
-    <w:p>
-      <w:pPr>
-        <w:spacing w:before="0" w:after="80"/>
-        <w:ind w:left="1077" w:hanging="454"/>
-        <w:jc w:val="both"/>
-      </w:pPr>
-      <w:r>
-        <w:rPr>
-          <w:rFonts w:ascii="Calibri" w:hAnsi="Calibri"/>
-          <w:b/>
-          <w:color w:val="1A1A1A"/>
-          <w:sz w:val="21"/>
-        </w:rPr>
-        <w:t>6.2.3</w:t>
-        <w:tab/>
-      </w:r>
-      <w:r>
-        <w:rPr>
-          <w:rFonts w:ascii="Calibri" w:hAnsi="Calibri"/>
-          <w:color w:val="1A1A1A"/>
-          <w:sz w:val="21"/>
-        </w:rPr>
-        <w:t>the Juristic Representative makes any false declaration concerning the fit-and-proper status of any employee or Key Individual;</w:t>
-      </w:r>
-    </w:p>
-    <w:p>
-      <w:pPr>
-        <w:spacing w:before="0" w:after="80"/>
-        <w:ind w:left="1077" w:hanging="454"/>
-        <w:jc w:val="both"/>
-      </w:pPr>
-      <w:r>
-        <w:rPr>
-          <w:rFonts w:ascii="Calibri" w:hAnsi="Calibri"/>
-          <w:b/>
-          <w:color w:val="1A1A1A"/>
-          <w:sz w:val="21"/>
-        </w:rPr>
-        <w:t>6.2.4</w:t>
-        <w:tab/>
-      </w:r>
-      <w:r>
-        <w:rPr>
-          <w:rFonts w:ascii="Calibri" w:hAnsi="Calibri"/>
-          <w:color w:val="1A1A1A"/>
-          <w:sz w:val="21"/>
-        </w:rPr>
-        <w:t>circumstances arise justifying termination on grounds of breach of any Code of Conduct or the common law; or</w:t>
-      </w:r>
-    </w:p>
-    <w:p>
-      <w:pPr>
-        <w:spacing w:before="0" w:after="80"/>
-        <w:ind w:left="1077" w:hanging="454"/>
-        <w:jc w:val="both"/>
-      </w:pPr>
-      <w:r>
-        <w:rPr>
-          <w:rFonts w:ascii="Calibri" w:hAnsi="Calibri"/>
-          <w:b/>
-          <w:color w:val="1A1A1A"/>
-          <w:sz w:val="21"/>
-        </w:rPr>
-        <w:t>6.2.5</w:t>
-        <w:tab/>
-      </w:r>
-      <w:r>
-        <w:rPr>
-          <w:rFonts w:ascii="Calibri" w:hAnsi="Calibri"/>
-          <w:color w:val="1A1A1A"/>
-          <w:sz w:val="21"/>
-        </w:rPr>
-        <w:t>a Compliance Officer submits to the Appointing FSP a written report of material non-compliance with the FAIS Act by the Juristic Representative.</w:t>
-      </w:r>
-    </w:p>
-    <w:p>
-      <w:pPr>
-        <w:spacing w:before="0" w:after="80"/>
-        <w:ind w:left="454" w:hanging="454"/>
-        <w:jc w:val="both"/>
-      </w:pPr>
-      <w:r>
-        <w:rPr>
-          <w:rFonts w:ascii="Calibri" w:hAnsi="Calibri"/>
-          <w:b/>
-          <w:color w:val="1A1A1A"/>
-          <w:sz w:val="21"/>
-        </w:rPr>
-        <w:t>6.3</w:t>
-        <w:tab/>
-      </w:r>
-      <w:r>
-        <w:rPr>
-          <w:rFonts w:ascii="Calibri" w:hAnsi="Calibri"/>
-          <w:color w:val="1A1A1A"/>
-          <w:sz w:val="21"/>
-        </w:rPr>
-        <w:t>Either Party may terminate this Agreement on 3 (three) calendar months’ prior written notice to the other, provided that such notice may not be given during the first 12 (twelve) months of this Agreement, and subject to clause 6.2.</w:t>
-      </w:r>
-    </w:p>
-    <w:p>
-      <w:pPr>
-        <w:spacing w:before="0" w:after="80"/>
-        <w:ind w:left="454" w:hanging="454"/>
-        <w:jc w:val="both"/>
-      </w:pPr>
-      <w:r>
-        <w:rPr>
-          <w:rFonts w:ascii="Calibri" w:hAnsi="Calibri"/>
-          <w:b/>
-          <w:color w:val="1A1A1A"/>
-          <w:sz w:val="21"/>
-        </w:rPr>
-        <w:t>6.4</w:t>
-        <w:tab/>
-      </w:r>
-      <w:r>
-        <w:rPr>
-          <w:rFonts w:ascii="Calibri" w:hAnsi="Calibri"/>
-          <w:color w:val="1A1A1A"/>
-          <w:sz w:val="21"/>
-        </w:rPr>
-        <w:t>Upon termination for any reason, the Juristic Representative shall immediately take reasonable steps, in consultation with the Appointing FSP and affected clients, to notify all affected clients and to ensure that outstanding business is completed or transferred to the Appointing FSP or another representative.</w:t>
-      </w:r>
-    </w:p>
-    <w:p>
-      <w:pPr>
-        <w:keepNext/>
-        <w:spacing w:before="240" w:after="120"/>
-      </w:pPr>
-      <w:r>
-        <w:rPr>
-          <w:rFonts w:ascii="Calibri" w:hAnsi="Calibri"/>
-          <w:b/>
-          <w:color w:val="0A2A43"/>
-          <w:sz w:val="24"/>
-        </w:rPr>
-        <w:t>7.</w:t>
-        <w:tab/>
-        <w:t>VOLUNTARY SEQUESTRATION, WINDING-UP AND CLOSURE</w:t>
-      </w:r>
-    </w:p>
-    <w:p>
-      <w:pPr>
-        <w:spacing w:before="0" w:after="80"/>
-        <w:ind w:left="454" w:hanging="454"/>
-        <w:jc w:val="both"/>
-      </w:pPr>
-      <w:r>
-        <w:rPr>
-          <w:rFonts w:ascii="Calibri" w:hAnsi="Calibri"/>
-          <w:b/>
-          <w:color w:val="1A1A1A"/>
-          <w:sz w:val="21"/>
-        </w:rPr>
-        <w:t>7.1</w:t>
-        <w:tab/>
-      </w:r>
-      <w:r>
-        <w:rPr>
-          <w:rFonts w:ascii="Calibri" w:hAnsi="Calibri"/>
-          <w:color w:val="1A1A1A"/>
-          <w:sz w:val="21"/>
-        </w:rPr>
-        <w:t>In the event of the voluntary sequestration, winding-up or closure of either Party, that Party acknowledges that no application for voluntary surrender, and no special or written resolution relating to winding-up or voluntary closure, shall have legal force unless a copy or notice thereof has been lodged with the Registrar / Authority and the Authority has, by notice, declared that satisfactory arrangements have been made to meet all liabilities under transactions entered into with clients prior to such event, or unless the Authority declares that the application, resolution or closure is not contrary to the FAIS Act.</w:t>
-      </w:r>
-    </w:p>
-    <w:p>
-      <w:pPr>
-        <w:keepNext/>
-        <w:spacing w:before="240" w:after="120"/>
-      </w:pPr>
-      <w:r>
-        <w:rPr>
-          <w:rFonts w:ascii="Calibri" w:hAnsi="Calibri"/>
-          <w:b/>
-          <w:color w:val="0A2A43"/>
-          <w:sz w:val="24"/>
-        </w:rPr>
-        <w:t>8.</w:t>
-        <w:tab/>
-        <w:t>GENERAL</w:t>
-      </w:r>
-    </w:p>
-    <w:p>
-      <w:pPr>
-        <w:spacing w:before="0" w:after="80"/>
-        <w:ind w:left="454" w:hanging="454"/>
-        <w:jc w:val="both"/>
-      </w:pPr>
-      <w:r>
-        <w:rPr>
-          <w:rFonts w:ascii="Calibri" w:hAnsi="Calibri"/>
-          <w:b/>
-          <w:color w:val="1A1A1A"/>
-          <w:sz w:val="21"/>
-        </w:rPr>
-        <w:t>8.1</w:t>
-        <w:tab/>
-      </w:r>
-      <w:r>
-        <w:rPr>
-          <w:rFonts w:ascii="Calibri" w:hAnsi="Calibri"/>
-          <w:color w:val="1A1A1A"/>
-          <w:sz w:val="21"/>
-        </w:rPr>
-        <w:t>The Parties shall observe the utmost good faith in their dealings with one another and with all clients, and undertake at all times to render financial services honestly, fairly, with due skill, care and diligence, and in the interests of clients and the integrity of the financial services industry.</w:t>
-      </w:r>
-    </w:p>
-    <w:p>
-      <w:pPr>
-        <w:spacing w:before="0" w:after="80"/>
-        <w:ind w:left="454" w:hanging="454"/>
-        <w:jc w:val="both"/>
-      </w:pPr>
-      <w:r>
-        <w:rPr>
-          <w:rFonts w:ascii="Calibri" w:hAnsi="Calibri"/>
-          <w:b/>
-          <w:color w:val="1A1A1A"/>
-          <w:sz w:val="21"/>
-        </w:rPr>
-        <w:t>8.2</w:t>
-        <w:tab/>
-      </w:r>
-      <w:r>
-        <w:rPr>
-          <w:rFonts w:ascii="Calibri" w:hAnsi="Calibri"/>
-          <w:color w:val="1A1A1A"/>
-          <w:sz w:val="21"/>
-        </w:rPr>
-        <w:t>This Agreement shall remain in force until lawfully terminated by either Party in accordance with clause 6.</w:t>
-      </w:r>
-    </w:p>
-    <w:p>
-      <w:pPr>
-        <w:spacing w:before="0" w:after="80"/>
-        <w:ind w:left="454" w:hanging="454"/>
-        <w:jc w:val="both"/>
-      </w:pPr>
-      <w:r>
-        <w:rPr>
-          <w:rFonts w:ascii="Calibri" w:hAnsi="Calibri"/>
-          <w:b/>
-          <w:color w:val="1A1A1A"/>
-          <w:sz w:val="21"/>
-        </w:rPr>
-        <w:t>8.3</w:t>
-        <w:tab/>
-      </w:r>
-      <w:r>
-        <w:rPr>
-          <w:rFonts w:ascii="Calibri" w:hAnsi="Calibri"/>
-          <w:color w:val="1A1A1A"/>
-          <w:sz w:val="21"/>
-        </w:rPr>
-        <w:t>This Agreement is governed by the law of the Republic of South Africa.</w:t>
-      </w:r>
-    </w:p>
-    <w:p>
-      <w:pPr>
-        <w:spacing w:before="0" w:after="80"/>
-        <w:ind w:left="454" w:hanging="454"/>
-        <w:jc w:val="both"/>
-      </w:pPr>
-      <w:r>
-        <w:rPr>
-          <w:rFonts w:ascii="Calibri" w:hAnsi="Calibri"/>
-          <w:b/>
-          <w:color w:val="1A1A1A"/>
-          <w:sz w:val="21"/>
-        </w:rPr>
-        <w:t>8.4</w:t>
-        <w:tab/>
-      </w:r>
-      <w:r>
-        <w:rPr>
-          <w:rFonts w:ascii="Calibri" w:hAnsi="Calibri"/>
-          <w:color w:val="1A1A1A"/>
-          <w:sz w:val="21"/>
-        </w:rPr>
-        <w:t>No alteration or variation of this Agreement shall be of any force or effect unless recorded in writing and signed by both Parties.</w:t>
-      </w:r>
-    </w:p>
-    <w:p>
-      <w:pPr>
-        <w:spacing w:before="0" w:after="80"/>
-        <w:ind w:left="454" w:hanging="454"/>
-        <w:jc w:val="both"/>
-      </w:pPr>
-      <w:r>
-        <w:rPr>
-          <w:rFonts w:ascii="Calibri" w:hAnsi="Calibri"/>
-          <w:b/>
-          <w:color w:val="1A1A1A"/>
-          <w:sz w:val="21"/>
-        </w:rPr>
-        <w:t>8.5</w:t>
-        <w:tab/>
-      </w:r>
-      <w:r>
-        <w:rPr>
-          <w:rFonts w:ascii="Calibri" w:hAnsi="Calibri"/>
-          <w:color w:val="1A1A1A"/>
-          <w:sz w:val="21"/>
-        </w:rPr>
-        <w:t>This Agreement constitutes the entire agreement between the Parties in respect of its subject matter, and no representation or warranty not recorded herein shall be binding.</w:t>
-      </w:r>
-    </w:p>
-    <w:p>
-      <w:pPr>
-        <w:spacing w:before="0" w:after="80"/>
-        <w:ind w:left="454" w:hanging="454"/>
-        <w:jc w:val="both"/>
-      </w:pPr>
-      <w:r>
-        <w:rPr>
-          <w:rFonts w:ascii="Calibri" w:hAnsi="Calibri"/>
-          <w:b/>
-          <w:color w:val="1A1A1A"/>
-          <w:sz w:val="21"/>
-        </w:rPr>
-        <w:t>8.6</w:t>
-        <w:tab/>
-      </w:r>
-      <w:r>
-        <w:rPr>
-          <w:rFonts w:ascii="Calibri" w:hAnsi="Calibri"/>
-          <w:color w:val="1A1A1A"/>
-          <w:sz w:val="21"/>
-        </w:rPr>
-        <w:t>INTELLECTUAL PROPERTY RIGHTS. All intellectual property rights in and to the BitWealth LTH PVR strategy, algorithm, software, platform, models, methodologies, data, trade marks, branding and all related materials (the “BitWealth IP”) are and shall remain the sole and exclusive property of the Juristic Representative. Nothing in this Agreement transfers, assigns, licenses or grants to the Appointing FSP any right, title or interest in or to the BitWealth IP, save for a limited, non-exclusive, non-transferable right to use the BitWealth IP solely to the extent strictly necessary to perform its oversight and supervisory functions under this Agreement and the FAIS Act. Any improvements, modifications or derivative works of the BitWealth IP, whether made by either Party, shall vest in and remain the property of the Juristic Representative. Upon termination of this Agreement, the Appointing FSP shall cease all use of the BitWealth IP and, on request, return or destroy all materials containing the BitWealth IP in its possession or control.</w:t>
-      </w:r>
-    </w:p>
-    <w:p>
-      <w:pPr>
-        <w:spacing w:before="0" w:after="80"/>
-        <w:ind w:left="454" w:hanging="454"/>
-        <w:jc w:val="both"/>
-      </w:pPr>
-      <w:r>
-        <w:rPr>
-          <w:rFonts w:ascii="Calibri" w:hAnsi="Calibri"/>
-          <w:b/>
-          <w:color w:val="1A1A1A"/>
-          <w:sz w:val="21"/>
-        </w:rPr>
-        <w:t>8.7</w:t>
-        <w:tab/>
-      </w:r>
-      <w:r>
-        <w:rPr>
-          <w:rFonts w:ascii="Calibri" w:hAnsi="Calibri"/>
-          <w:color w:val="1A1A1A"/>
-          <w:sz w:val="21"/>
-        </w:rPr>
-        <w:t>The Parties choose the following as their respective domicilia citandi et executandi and addresses for the service of notices:</w:t>
-      </w:r>
-    </w:p>
-    <w:p>
-      <w:pPr>
-        <w:spacing w:after="40"/>
-        <w:jc w:val="both"/>
-      </w:pPr>
-      <w:r>
-        <w:rPr>
-          <w:rFonts w:ascii="Calibri" w:hAnsi="Calibri"/>
-          <w:color w:val="1A1A1A"/>
-          <w:sz w:val="21"/>
-        </w:rPr>
-        <w:t xml:space="preserve">The Appointing FSP: </w:t>
-      </w:r>
-      <w:r>
-        <w:rPr>
-          <w:rFonts w:ascii="Calibri" w:hAnsi="Calibri"/>
-          <w:b/>
-          <w:color w:val="B71C1C"/>
-          <w:sz w:val="21"/>
-          <w:highlight w:val="yellow"/>
-        </w:rPr>
-        <w:t>Finova registered address, email address to confirm</w:t>
-      </w:r>
-    </w:p>
-    <w:p>
-      <w:pPr>
-        <w:spacing w:after="120"/>
-        <w:jc w:val="both"/>
-      </w:pPr>
-      <w:r>
-        <w:rPr>
-          <w:rFonts w:ascii="Calibri" w:hAnsi="Calibri"/>
-          <w:color w:val="1A1A1A"/>
-          <w:sz w:val="21"/>
-        </w:rPr>
-        <w:t xml:space="preserve">The Juristic Representative: </w:t>
-      </w:r>
-      <w:r>
-        <w:rPr>
-          <w:rFonts w:ascii="Calibri" w:hAnsi="Calibri"/>
-          <w:b/>
-          <w:color w:val="B71C1C"/>
-          <w:sz w:val="21"/>
-          <w:highlight w:val="yellow"/>
-        </w:rPr>
-        <w:t>BitWealth registered address, email address to insert</w:t>
-      </w:r>
-    </w:p>
-    <w:p>
-      <w:r>
-        <w:br w:type="page"/>
-      </w:r>
-    </w:p>
-    <w:p>
-      <w:pPr>
-        <w:keepNext/>
-        <w:spacing w:before="240" w:after="120"/>
-      </w:pPr>
-      <w:r>
-        <w:rPr>
-          <w:rFonts w:ascii="Calibri" w:hAnsi="Calibri"/>
-          <w:b/>
-          <w:color w:val="0A2A43"/>
-          <w:sz w:val="24"/>
-        </w:rPr>
-        <w:t>SCHEDULE A — FINANCIAL PRODUCT AND SERVICES</w:t>
-      </w:r>
-    </w:p>
-    <w:p>
-      <w:pPr>
-        <w:spacing w:after="120"/>
+        <w:spacing w:after="160"/>
         <w:jc w:val="both"/>
       </w:pPr>
       <w:r>
@@ -3394,386 +4024,7 @@
           <w:color w:val="1A1A1A"/>
           <w:sz w:val="21"/>
         </w:rPr>
-        <w:t>The Juristic Representative is authorised to render the financial services marked below, in respect of the following financial product, under Category I of the FAIS Act licensing framework:</w:t>
-      </w:r>
-    </w:p>
-    <w:tbl>
-      <w:tblPr>
-        <w:tblStyle w:val="TableGrid"/>
-        <w:tblW w:type="auto" w:w="0"/>
-        <w:jc w:val="center"/>
-        <w:tblLook w:firstColumn="1" w:firstRow="1" w:lastColumn="0" w:lastRow="0" w:noHBand="0" w:noVBand="1" w:val="04A0"/>
-      </w:tblPr>
-      <w:tblGrid>
-        <w:gridCol w:w="2379"/>
-        <w:gridCol w:w="2379"/>
-        <w:gridCol w:w="2379"/>
-        <w:gridCol w:w="2379"/>
-      </w:tblGrid>
-      <w:tr>
-        <w:tc>
-          <w:tcPr>
-            <w:tcW w:type="dxa" w:w="907"/>
-            <w:shd w:val="clear" w:color="auto" w:fill="0A2A43"/>
-          </w:tcPr>
-          <w:p>
-            <w:pPr>
-              <w:jc w:val="center"/>
-            </w:pPr>
-            <w:r/>
-            <w:r>
-              <w:rPr>
-                <w:rFonts w:ascii="Calibri" w:hAnsi="Calibri"/>
-                <w:b/>
-                <w:color w:val="FFFFFF"/>
-                <w:sz w:val="19"/>
-              </w:rPr>
-              <w:t>Nr</w:t>
-            </w:r>
-          </w:p>
-        </w:tc>
-        <w:tc>
-          <w:tcPr>
-            <w:tcW w:type="dxa" w:w="4252"/>
-            <w:shd w:val="clear" w:color="auto" w:fill="0A2A43"/>
-          </w:tcPr>
-          <w:p>
-            <w:pPr>
-              <w:jc w:val="center"/>
-            </w:pPr>
-            <w:r/>
-            <w:r>
-              <w:rPr>
-                <w:rFonts w:ascii="Calibri" w:hAnsi="Calibri"/>
-                <w:b/>
-                <w:color w:val="FFFFFF"/>
-                <w:sz w:val="19"/>
-              </w:rPr>
-              <w:t>Category I financial product</w:t>
-            </w:r>
-          </w:p>
-        </w:tc>
-        <w:tc>
-          <w:tcPr>
-            <w:tcW w:type="dxa" w:w="1871"/>
-            <w:shd w:val="clear" w:color="auto" w:fill="0A2A43"/>
-          </w:tcPr>
-          <w:p>
-            <w:pPr>
-              <w:jc w:val="center"/>
-            </w:pPr>
-            <w:r/>
-            <w:r>
-              <w:rPr>
-                <w:rFonts w:ascii="Calibri" w:hAnsi="Calibri"/>
-                <w:b/>
-                <w:color w:val="FFFFFF"/>
-                <w:sz w:val="19"/>
-              </w:rPr>
-              <w:t>Advice</w:t>
-            </w:r>
-          </w:p>
-        </w:tc>
-        <w:tc>
-          <w:tcPr>
-            <w:tcW w:type="dxa" w:w="1871"/>
-            <w:shd w:val="clear" w:color="auto" w:fill="0A2A43"/>
-          </w:tcPr>
-          <w:p>
-            <w:pPr>
-              <w:jc w:val="center"/>
-            </w:pPr>
-            <w:r/>
-            <w:r>
-              <w:rPr>
-                <w:rFonts w:ascii="Calibri" w:hAnsi="Calibri"/>
-                <w:b/>
-                <w:color w:val="FFFFFF"/>
-                <w:sz w:val="19"/>
-              </w:rPr>
-              <w:t>Intermediary service</w:t>
-            </w:r>
-          </w:p>
-        </w:tc>
-      </w:tr>
-      <w:tr>
-        <w:tc>
-          <w:tcPr>
-            <w:tcW w:type="dxa" w:w="907"/>
-          </w:tcPr>
-          <w:p>
-            <w:pPr>
-              <w:jc w:val="center"/>
-            </w:pPr>
-            <w:r/>
-            <w:r>
-              <w:rPr>
-                <w:rFonts w:ascii="Calibri" w:hAnsi="Calibri"/>
-                <w:b w:val="0"/>
-                <w:color w:val="1A1A1A"/>
-                <w:sz w:val="21"/>
-              </w:rPr>
-              <w:t>1.1</w:t>
-            </w:r>
-          </w:p>
-        </w:tc>
-        <w:tc>
-          <w:tcPr>
-            <w:tcW w:type="dxa" w:w="4252"/>
-          </w:tcPr>
-          <w:p>
-            <w:pPr>
-              <w:jc w:val="left"/>
-            </w:pPr>
-            <w:r/>
-            <w:r>
-              <w:rPr>
-                <w:rFonts w:ascii="Calibri" w:hAnsi="Calibri"/>
-                <w:b w:val="0"/>
-                <w:color w:val="1A1A1A"/>
-                <w:sz w:val="21"/>
-              </w:rPr>
-              <w:t>Crypto Assets</w:t>
-            </w:r>
-          </w:p>
-        </w:tc>
-        <w:tc>
-          <w:tcPr>
-            <w:tcW w:type="dxa" w:w="1871"/>
-          </w:tcPr>
-          <w:p>
-            <w:pPr>
-              <w:jc w:val="center"/>
-            </w:pPr>
-            <w:r/>
-            <w:r>
-              <w:rPr>
-                <w:rFonts w:ascii="Calibri" w:hAnsi="Calibri"/>
-                <w:b w:val="0"/>
-                <w:color w:val="1A1A1A"/>
-                <w:sz w:val="21"/>
-              </w:rPr>
-              <w:t>— (not authorised)</w:t>
-            </w:r>
-          </w:p>
-        </w:tc>
-        <w:tc>
-          <w:tcPr>
-            <w:tcW w:type="dxa" w:w="1871"/>
-          </w:tcPr>
-          <w:p>
-            <w:pPr>
-              <w:jc w:val="center"/>
-            </w:pPr>
-            <w:r/>
-            <w:r>
-              <w:rPr>
-                <w:rFonts w:ascii="Calibri" w:hAnsi="Calibri"/>
-                <w:b/>
-                <w:color w:val="1B5E20"/>
-                <w:sz w:val="21"/>
-              </w:rPr>
-              <w:t>✓ Authorised</w:t>
-            </w:r>
-          </w:p>
-        </w:tc>
-      </w:tr>
-    </w:tbl>
-    <w:p>
-      <w:pPr>
-        <w:spacing w:after="120"/>
-        <w:jc w:val="both"/>
-      </w:pPr>
-      <w:r>
-        <w:rPr>
-          <w:rFonts w:ascii="Calibri" w:hAnsi="Calibri"/>
-          <w:b w:val="0"/>
-          <w:i/>
-          <w:color w:val="555555"/>
-          <w:sz w:val="18"/>
-        </w:rPr>
-        <w:t>Note: Advice in respect of Crypto Assets is expressly excluded under this Agreement (clause 1.2). Should advice be required in future, this Schedule and the Agreement must be amended in writing and the applicable competency requirements met.</w:t>
-      </w:r>
-    </w:p>
-    <w:p>
-      <w:pPr>
-        <w:keepNext/>
-        <w:spacing w:before="240" w:after="120"/>
-      </w:pPr>
-      <w:r>
-        <w:rPr>
-          <w:rFonts w:ascii="Calibri" w:hAnsi="Calibri"/>
-          <w:b/>
-          <w:color w:val="0A2A43"/>
-          <w:sz w:val="24"/>
-        </w:rPr>
-        <w:t>SCHEDULE B — OUTSTANDING ITEMS TO CONFIRM</w:t>
-      </w:r>
-    </w:p>
-    <w:p>
-      <w:pPr>
-        <w:spacing w:after="120"/>
-        <w:jc w:val="both"/>
-      </w:pPr>
-      <w:r>
-        <w:rPr>
-          <w:rFonts w:ascii="Calibri" w:hAnsi="Calibri"/>
-          <w:b w:val="0"/>
-          <w:i w:val="0"/>
-          <w:color w:val="1A1A1A"/>
-          <w:sz w:val="21"/>
-        </w:rPr>
-        <w:t>The following items (highlighted throughout the Agreement) must be confirmed with Finova and its compliance officer before signature:</w:t>
-      </w:r>
-    </w:p>
-    <w:p>
-      <w:pPr>
-        <w:pStyle w:val="ListBullet"/>
-        <w:spacing w:after="40"/>
-        <w:ind w:left="454"/>
-      </w:pPr>
-      <w:r>
-        <w:rPr>
-          <w:rFonts w:ascii="Calibri" w:hAnsi="Calibri"/>
-          <w:color w:val="1A1A1A"/>
-          <w:sz w:val="20"/>
-        </w:rPr>
-        <w:t>Finova Capital (Pty) Ltd company registration number.</w:t>
-      </w:r>
-    </w:p>
-    <w:p>
-      <w:pPr>
-        <w:pStyle w:val="ListBullet"/>
-        <w:spacing w:after="40"/>
-        <w:ind w:left="454"/>
-      </w:pPr>
-      <w:r>
-        <w:rPr>
-          <w:rFonts w:ascii="Calibri" w:hAnsi="Calibri"/>
-          <w:color w:val="1A1A1A"/>
-          <w:sz w:val="20"/>
-        </w:rPr>
-        <w:t>Finova’s appointed compliance officer — name and contact details (clause 2.2).</w:t>
-      </w:r>
-    </w:p>
-    <w:p>
-      <w:pPr>
-        <w:pStyle w:val="ListBullet"/>
-        <w:spacing w:after="40"/>
-        <w:ind w:left="454"/>
-      </w:pPr>
-      <w:r>
-        <w:rPr>
-          <w:rFonts w:ascii="Calibri" w:hAnsi="Calibri"/>
-          <w:color w:val="1A1A1A"/>
-          <w:sz w:val="20"/>
-        </w:rPr>
-        <w:t>BitWealth’s appointed Key Individual — name and ID, and confirmation of fit-and-proper status (clauses 2.8–2.9).</w:t>
-      </w:r>
-    </w:p>
-    <w:p>
-      <w:pPr>
-        <w:pStyle w:val="ListBullet"/>
-        <w:spacing w:after="40"/>
-        <w:ind w:left="454"/>
-      </w:pPr>
-      <w:r>
-        <w:rPr>
-          <w:rFonts w:ascii="Calibri" w:hAnsi="Calibri"/>
-          <w:color w:val="1A1A1A"/>
-          <w:sz w:val="20"/>
-        </w:rPr>
-        <w:t>Whether Finova requires professional indemnity / fidelity cover, and the minimum amount (clause 2.19; template default R1 million each).</w:t>
-      </w:r>
-    </w:p>
-    <w:p>
-      <w:pPr>
-        <w:pStyle w:val="ListBullet"/>
-        <w:spacing w:after="40"/>
-        <w:ind w:left="454"/>
-      </w:pPr>
-      <w:r>
-        <w:rPr>
-          <w:rFonts w:ascii="Calibri" w:hAnsi="Calibri"/>
-          <w:color w:val="1A1A1A"/>
-          <w:sz w:val="20"/>
-        </w:rPr>
-        <w:t>Confirmation of third-party providers to be named in clause 2.12 (e.g. VALR).</w:t>
-      </w:r>
-    </w:p>
-    <w:p>
-      <w:pPr>
-        <w:pStyle w:val="ListBullet"/>
-        <w:spacing w:after="40"/>
-        <w:ind w:left="454"/>
-      </w:pPr>
-      <w:r>
-        <w:rPr>
-          <w:rFonts w:ascii="Calibri" w:hAnsi="Calibri"/>
-          <w:color w:val="1A1A1A"/>
-          <w:sz w:val="20"/>
-        </w:rPr>
-        <w:t>BitWealth banking details for fee payment (clause 4.6).</w:t>
-      </w:r>
-    </w:p>
-    <w:p>
-      <w:pPr>
-        <w:pStyle w:val="ListBullet"/>
-        <w:spacing w:after="40"/>
-        <w:ind w:left="454"/>
-      </w:pPr>
-      <w:r>
-        <w:rPr>
-          <w:rFonts w:ascii="Calibri" w:hAnsi="Calibri"/>
-          <w:color w:val="1A1A1A"/>
-          <w:sz w:val="20"/>
-        </w:rPr>
-        <w:t>Arbitration city and the relevant Bar Council / Law Society region (clause 5.1.1).</w:t>
-      </w:r>
-    </w:p>
-    <w:p>
-      <w:pPr>
-        <w:pStyle w:val="ListBullet"/>
-        <w:spacing w:after="40"/>
-        <w:ind w:left="454"/>
-      </w:pPr>
-      <w:r>
-        <w:rPr>
-          <w:rFonts w:ascii="Calibri" w:hAnsi="Calibri"/>
-          <w:color w:val="1A1A1A"/>
-          <w:sz w:val="20"/>
-        </w:rPr>
-        <w:t>Finova and BitWealth registered addresses and email addresses for notices (clause 8.6).</w:t>
-      </w:r>
-    </w:p>
-    <w:p>
-      <w:pPr>
-        <w:pStyle w:val="ListBullet"/>
-        <w:spacing w:after="40"/>
-        <w:ind w:left="454"/>
-      </w:pPr>
-      <w:r>
-        <w:rPr>
-          <w:rFonts w:ascii="Calibri" w:hAnsi="Calibri"/>
-          <w:color w:val="1A1A1A"/>
-          <w:sz w:val="20"/>
-        </w:rPr>
-        <w:t>Effective / commencement date of the Agreement.</w:t>
-      </w:r>
-    </w:p>
-    <w:p>
-      <w:pPr>
-        <w:pStyle w:val="ListBullet"/>
-        <w:spacing w:after="40"/>
-        <w:ind w:left="454"/>
-      </w:pPr>
-      <w:r>
-        <w:rPr>
-          <w:rFonts w:ascii="Calibri" w:hAnsi="Calibri"/>
-          <w:color w:val="1A1A1A"/>
-          <w:sz w:val="20"/>
-        </w:rPr>
-        <w:t>Confirm the fee split, reverse-referral rate, and that exchange fees are not shared (clauses 4.2–4.3).</w:t>
+        <w:t>For the Juristic Representative:  Signed __________________   Name Davin Harald Gaier   Date __________</w:t>
       </w:r>
     </w:p>
     <w:p>
